--- a/Presentation_Reports/Group_09_Progress_report_1.docx
+++ b/Presentation_Reports/Group_09_Progress_report_1.docx
@@ -1353,20 +1353,6 @@
         </w:rPr>
         <w:br w:type="page"/>
       </w:r>
-    </w:p>
-    <w:p>
-      <w:pPr>
-        <w:pStyle w:val="TOCHeading"/>
-        <w:sectPr>
-          <w:headerReference w:type="default" r:id="rId10"/>
-          <w:pgSz w:w="11900" w:h="16840"/>
-          <w:pgMar w:top="1440" w:right="1440" w:bottom="1440" w:left="1440" w:header="706" w:footer="706" w:gutter="0"/>
-          <w:pgNumType w:start="1"/>
-          <w:cols w:space="708"/>
-          <w:titlePg/>
-          <w:docGrid w:linePitch="360"/>
-        </w:sectPr>
-      </w:pPr>
     </w:p>
     <w:p>
       <w:pPr>
@@ -3624,20 +3610,15 @@
         <w:pStyle w:val="Heading1"/>
       </w:pPr>
       <w:r>
-        <w:t xml:space="preserve">Semester-wise work </w:t>
+        <w:t>Semester-wise work plan</w:t>
       </w:r>
-      <w:proofErr w:type="spellStart"/>
-      <w:r>
-        <w:t>plan</w:t>
-      </w:r>
-      <w:proofErr w:type="spellEnd"/>
     </w:p>
     <w:sectPr>
-      <w:headerReference w:type="even" r:id="rId11"/>
-      <w:footerReference w:type="even" r:id="rId12"/>
-      <w:footerReference w:type="default" r:id="rId13"/>
-      <w:headerReference w:type="first" r:id="rId14"/>
-      <w:footerReference w:type="first" r:id="rId15"/>
+      <w:headerReference w:type="even" r:id="rId10"/>
+      <w:footerReference w:type="even" r:id="rId11"/>
+      <w:footerReference w:type="default" r:id="rId12"/>
+      <w:headerReference w:type="first" r:id="rId13"/>
+      <w:footerReference w:type="first" r:id="rId14"/>
       <w:pgSz w:w="11906" w:h="16838"/>
       <w:pgMar w:top="1440" w:right="1440" w:bottom="1440" w:left="1440" w:header="708" w:footer="708" w:gutter="0"/>
       <w:pgBorders w:offsetFrom="page">
@@ -3829,89 +3810,12 @@
   <w:p>
     <w:pPr>
       <w:pStyle w:val="Header"/>
-      <w:rPr>
-        <w:rFonts w:ascii="Times New Roman" w:hAnsi="Times New Roman" w:cs="Times New Roman"/>
-        <w:b/>
-        <w:bCs/>
-        <w:sz w:val="24"/>
-        <w:szCs w:val="24"/>
-      </w:rPr>
     </w:pPr>
-    <w:r>
-      <w:rPr>
-        <w:rFonts w:ascii="Times New Roman" w:hAnsi="Times New Roman" w:cs="Times New Roman"/>
-        <w:b/>
-        <w:bCs/>
-        <w:sz w:val="24"/>
-        <w:szCs w:val="24"/>
-      </w:rPr>
-      <w:t>23IT</w:t>
-    </w:r>
-    <w:r>
-      <w:rPr>
-        <w:rFonts w:ascii="Times New Roman" w:hAnsi="Times New Roman" w:cs="Times New Roman"/>
-        <w:b/>
-        <w:bCs/>
-        <w:sz w:val="24"/>
-        <w:szCs w:val="24"/>
-      </w:rPr>
-      <w:t>403</w:t>
-    </w:r>
-    <w:r>
-      <w:rPr>
-        <w:rFonts w:ascii="Times New Roman" w:hAnsi="Times New Roman" w:cs="Times New Roman"/>
-        <w:b/>
-        <w:bCs/>
-        <w:sz w:val="24"/>
-        <w:szCs w:val="24"/>
-      </w:rPr>
-      <w:t>, 23IT431</w:t>
-    </w:r>
-    <w:r>
-      <w:rPr>
-        <w:rFonts w:ascii="Times New Roman" w:hAnsi="Times New Roman" w:cs="Times New Roman"/>
-        <w:b/>
-        <w:bCs/>
-        <w:sz w:val="24"/>
-        <w:szCs w:val="24"/>
-      </w:rPr>
-      <w:tab/>
-    </w:r>
-    <w:r>
-      <w:rPr>
-        <w:rFonts w:ascii="Times New Roman" w:hAnsi="Times New Roman" w:cs="Times New Roman"/>
-        <w:b/>
-        <w:bCs/>
-        <w:sz w:val="24"/>
-        <w:szCs w:val="24"/>
-      </w:rPr>
-      <w:tab/>
-    </w:r>
-    <w:r>
-      <w:rPr>
-        <w:rFonts w:ascii="Times New Roman" w:hAnsi="Times New Roman" w:cs="Times New Roman"/>
-        <w:b/>
-        <w:bCs/>
-        <w:sz w:val="24"/>
-        <w:szCs w:val="24"/>
-      </w:rPr>
-      <w:t>4IT31: PROJECT - I</w:t>
-    </w:r>
   </w:p>
 </w:hdr>
 </file>
 
 <file path=word/header2.xml><?xml version="1.0" encoding="utf-8"?>
-<w:hdr xmlns:wpc="http://schemas.microsoft.com/office/word/2010/wordprocessingCanvas" xmlns:cx="http://schemas.microsoft.com/office/drawing/2014/chartex" xmlns:cx1="http://schemas.microsoft.com/office/drawing/2015/9/8/chartex" xmlns:cx2="http://schemas.microsoft.com/office/drawing/2015/10/21/chartex" xmlns:cx3="http://schemas.microsoft.com/office/drawing/2016/5/9/chartex" xmlns:cx4="http://schemas.microsoft.com/office/drawing/2016/5/10/chartex" xmlns:cx5="http://schemas.microsoft.com/office/drawing/2016/5/11/chartex" xmlns:cx6="http://schemas.microsoft.com/office/drawing/2016/5/12/chartex" xmlns:cx7="http://schemas.microsoft.com/office/drawing/2016/5/13/chartex" xmlns:cx8="http://schemas.microsoft.com/office/drawing/2016/5/14/chartex" xmlns:mc="http://schemas.openxmlformats.org/markup-compatibility/2006" xmlns:aink="http://schemas.microsoft.com/office/drawing/2016/ink" xmlns:am3d="http://schemas.microsoft.com/office/drawing/2017/model3d" xmlns:o="urn:schemas-microsoft-com:office:office" xmlns:oel="http://schemas.microsoft.com/office/2019/extlst" xmlns:r="http://schemas.openxmlformats.org/officeDocument/2006/relationships" xmlns:m="http://schemas.openxmlformats.org/officeDocument/2006/math" xmlns:v="urn:schemas-microsoft-com:vml" xmlns:wp14="http://schemas.microsoft.com/office/word/2010/wordprocessingDrawing" xmlns:wp="http://schemas.openxmlformats.org/drawingml/2006/wordprocessingDrawing" xmlns:w10="urn:schemas-microsoft-com:office:word" xmlns:w="http://schemas.openxmlformats.org/wordprocessingml/2006/main" xmlns:w14="http://schemas.microsoft.com/office/word/2010/wordml" xmlns:w15="http://schemas.microsoft.com/office/word/2012/wordml" xmlns:w16cex="http://schemas.microsoft.com/office/word/2018/wordml/cex" xmlns:w16cid="http://schemas.microsoft.com/office/word/2016/wordml/cid" xmlns:w16="http://schemas.microsoft.com/office/word/2018/wordml" xmlns:w16du="http://schemas.microsoft.com/office/word/2023/wordml/word16du" xmlns:w16sdtdh="http://schemas.microsoft.com/office/word/2020/wordml/sdtdatahash" xmlns:w16sdtfl="http://schemas.microsoft.com/office/word/2024/wordml/sdtformatlock" xmlns:w16se="http://schemas.microsoft.com/office/word/2015/wordml/symex" xmlns:wpg="http://schemas.microsoft.com/office/word/2010/wordprocessingGroup" xmlns:wpi="http://schemas.microsoft.com/office/word/2010/wordprocessingInk" xmlns:wne="http://schemas.microsoft.com/office/word/2006/wordml" xmlns:wps="http://schemas.microsoft.com/office/word/2010/wordprocessingShape" mc:Ignorable="w14 w15 w16se w16cid w16 w16cex w16sdtdh w16sdtfl w16du wp14">
-  <w:p>
-    <w:pPr>
-      <w:pStyle w:val="Header"/>
-    </w:pPr>
-  </w:p>
-</w:hdr>
-</file>
-
-<file path=word/header3.xml><?xml version="1.0" encoding="utf-8"?>
 <w:hdr xmlns:wpc="http://schemas.microsoft.com/office/word/2010/wordprocessingCanvas" xmlns:cx="http://schemas.microsoft.com/office/drawing/2014/chartex" xmlns:cx1="http://schemas.microsoft.com/office/drawing/2015/9/8/chartex" xmlns:cx2="http://schemas.microsoft.com/office/drawing/2015/10/21/chartex" xmlns:cx3="http://schemas.microsoft.com/office/drawing/2016/5/9/chartex" xmlns:cx4="http://schemas.microsoft.com/office/drawing/2016/5/10/chartex" xmlns:cx5="http://schemas.microsoft.com/office/drawing/2016/5/11/chartex" xmlns:cx6="http://schemas.microsoft.com/office/drawing/2016/5/12/chartex" xmlns:cx7="http://schemas.microsoft.com/office/drawing/2016/5/13/chartex" xmlns:cx8="http://schemas.microsoft.com/office/drawing/2016/5/14/chartex" xmlns:mc="http://schemas.openxmlformats.org/markup-compatibility/2006" xmlns:aink="http://schemas.microsoft.com/office/drawing/2016/ink" xmlns:am3d="http://schemas.microsoft.com/office/drawing/2017/model3d" xmlns:o="urn:schemas-microsoft-com:office:office" xmlns:oel="http://schemas.microsoft.com/office/2019/extlst" xmlns:r="http://schemas.openxmlformats.org/officeDocument/2006/relationships" xmlns:m="http://schemas.openxmlformats.org/officeDocument/2006/math" xmlns:v="urn:schemas-microsoft-com:vml" xmlns:wp14="http://schemas.microsoft.com/office/word/2010/wordprocessingDrawing" xmlns:wp="http://schemas.openxmlformats.org/drawingml/2006/wordprocessingDrawing" xmlns:w10="urn:schemas-microsoft-com:office:word" xmlns:w="http://schemas.openxmlformats.org/wordprocessingml/2006/main" xmlns:w14="http://schemas.microsoft.com/office/word/2010/wordml" xmlns:w15="http://schemas.microsoft.com/office/word/2012/wordml" xmlns:w16cex="http://schemas.microsoft.com/office/word/2018/wordml/cex" xmlns:w16cid="http://schemas.microsoft.com/office/word/2016/wordml/cid" xmlns:w16="http://schemas.microsoft.com/office/word/2018/wordml" xmlns:w16du="http://schemas.microsoft.com/office/word/2023/wordml/word16du" xmlns:w16sdtdh="http://schemas.microsoft.com/office/word/2020/wordml/sdtdatahash" xmlns:w16sdtfl="http://schemas.microsoft.com/office/word/2024/wordml/sdtformatlock" xmlns:w16se="http://schemas.microsoft.com/office/word/2015/wordml/symex" xmlns:wpg="http://schemas.microsoft.com/office/word/2010/wordprocessingGroup" xmlns:wpi="http://schemas.microsoft.com/office/word/2010/wordprocessingInk" xmlns:wne="http://schemas.microsoft.com/office/word/2006/wordml" xmlns:wps="http://schemas.microsoft.com/office/word/2010/wordprocessingShape" mc:Ignorable="w14 w15 w16se w16cid w16 w16cex w16sdtdh w16sdtfl w16du wp14">
   <w:p>
     <w:pPr>
@@ -7563,6 +7467,119 @@
     </w:lvl>
   </w:abstractNum>
   <w:abstractNum w:abstractNumId="33" w15:restartNumberingAfterBreak="0">
+    <w:nsid w:val="54242876"/>
+    <w:multiLevelType w:val="hybridMultilevel"/>
+    <w:tmpl w:val="C4185B68"/>
+    <w:lvl w:ilvl="0" w:tplc="40090001">
+      <w:start w:val="1"/>
+      <w:numFmt w:val="bullet"/>
+      <w:lvlText w:val=""/>
+      <w:lvlJc w:val="left"/>
+      <w:pPr>
+        <w:ind w:left="720" w:hanging="360"/>
+      </w:pPr>
+      <w:rPr>
+        <w:rFonts w:ascii="Symbol" w:hAnsi="Symbol" w:hint="default"/>
+      </w:rPr>
+    </w:lvl>
+    <w:lvl w:ilvl="1" w:tplc="40090003" w:tentative="1">
+      <w:start w:val="1"/>
+      <w:numFmt w:val="bullet"/>
+      <w:lvlText w:val="o"/>
+      <w:lvlJc w:val="left"/>
+      <w:pPr>
+        <w:ind w:left="1440" w:hanging="360"/>
+      </w:pPr>
+      <w:rPr>
+        <w:rFonts w:ascii="Courier New" w:hAnsi="Courier New" w:cs="Courier New" w:hint="default"/>
+      </w:rPr>
+    </w:lvl>
+    <w:lvl w:ilvl="2" w:tplc="40090005" w:tentative="1">
+      <w:start w:val="1"/>
+      <w:numFmt w:val="bullet"/>
+      <w:lvlText w:val=""/>
+      <w:lvlJc w:val="left"/>
+      <w:pPr>
+        <w:ind w:left="2160" w:hanging="360"/>
+      </w:pPr>
+      <w:rPr>
+        <w:rFonts w:ascii="Wingdings" w:hAnsi="Wingdings" w:hint="default"/>
+      </w:rPr>
+    </w:lvl>
+    <w:lvl w:ilvl="3" w:tplc="40090001" w:tentative="1">
+      <w:start w:val="1"/>
+      <w:numFmt w:val="bullet"/>
+      <w:lvlText w:val=""/>
+      <w:lvlJc w:val="left"/>
+      <w:pPr>
+        <w:ind w:left="2880" w:hanging="360"/>
+      </w:pPr>
+      <w:rPr>
+        <w:rFonts w:ascii="Symbol" w:hAnsi="Symbol" w:hint="default"/>
+      </w:rPr>
+    </w:lvl>
+    <w:lvl w:ilvl="4" w:tplc="40090003" w:tentative="1">
+      <w:start w:val="1"/>
+      <w:numFmt w:val="bullet"/>
+      <w:lvlText w:val="o"/>
+      <w:lvlJc w:val="left"/>
+      <w:pPr>
+        <w:ind w:left="3600" w:hanging="360"/>
+      </w:pPr>
+      <w:rPr>
+        <w:rFonts w:ascii="Courier New" w:hAnsi="Courier New" w:cs="Courier New" w:hint="default"/>
+      </w:rPr>
+    </w:lvl>
+    <w:lvl w:ilvl="5" w:tplc="40090005" w:tentative="1">
+      <w:start w:val="1"/>
+      <w:numFmt w:val="bullet"/>
+      <w:lvlText w:val=""/>
+      <w:lvlJc w:val="left"/>
+      <w:pPr>
+        <w:ind w:left="4320" w:hanging="360"/>
+      </w:pPr>
+      <w:rPr>
+        <w:rFonts w:ascii="Wingdings" w:hAnsi="Wingdings" w:hint="default"/>
+      </w:rPr>
+    </w:lvl>
+    <w:lvl w:ilvl="6" w:tplc="40090001" w:tentative="1">
+      <w:start w:val="1"/>
+      <w:numFmt w:val="bullet"/>
+      <w:lvlText w:val=""/>
+      <w:lvlJc w:val="left"/>
+      <w:pPr>
+        <w:ind w:left="5040" w:hanging="360"/>
+      </w:pPr>
+      <w:rPr>
+        <w:rFonts w:ascii="Symbol" w:hAnsi="Symbol" w:hint="default"/>
+      </w:rPr>
+    </w:lvl>
+    <w:lvl w:ilvl="7" w:tplc="40090003" w:tentative="1">
+      <w:start w:val="1"/>
+      <w:numFmt w:val="bullet"/>
+      <w:lvlText w:val="o"/>
+      <w:lvlJc w:val="left"/>
+      <w:pPr>
+        <w:ind w:left="5760" w:hanging="360"/>
+      </w:pPr>
+      <w:rPr>
+        <w:rFonts w:ascii="Courier New" w:hAnsi="Courier New" w:cs="Courier New" w:hint="default"/>
+      </w:rPr>
+    </w:lvl>
+    <w:lvl w:ilvl="8" w:tplc="40090005" w:tentative="1">
+      <w:start w:val="1"/>
+      <w:numFmt w:val="bullet"/>
+      <w:lvlText w:val=""/>
+      <w:lvlJc w:val="left"/>
+      <w:pPr>
+        <w:ind w:left="6480" w:hanging="360"/>
+      </w:pPr>
+      <w:rPr>
+        <w:rFonts w:ascii="Wingdings" w:hAnsi="Wingdings" w:hint="default"/>
+      </w:rPr>
+    </w:lvl>
+  </w:abstractNum>
+  <w:abstractNum w:abstractNumId="34" w15:restartNumberingAfterBreak="0">
     <w:nsid w:val="57F524EF"/>
     <w:multiLevelType w:val="multilevel"/>
     <w:tmpl w:val="9AFC5B1A"/>
@@ -7708,7 +7725,7 @@
       </w:rPr>
     </w:lvl>
   </w:abstractNum>
-  <w:abstractNum w:abstractNumId="34" w15:restartNumberingAfterBreak="0">
+  <w:abstractNum w:abstractNumId="35" w15:restartNumberingAfterBreak="0">
     <w:nsid w:val="5BF50DA5"/>
     <w:multiLevelType w:val="multilevel"/>
     <w:tmpl w:val="59487B6A"/>
@@ -7857,7 +7874,7 @@
       </w:rPr>
     </w:lvl>
   </w:abstractNum>
-  <w:abstractNum w:abstractNumId="35" w15:restartNumberingAfterBreak="0">
+  <w:abstractNum w:abstractNumId="36" w15:restartNumberingAfterBreak="0">
     <w:nsid w:val="5DD63225"/>
     <w:multiLevelType w:val="multilevel"/>
     <w:tmpl w:val="9AFC5B1A"/>
@@ -8003,7 +8020,7 @@
       </w:rPr>
     </w:lvl>
   </w:abstractNum>
-  <w:abstractNum w:abstractNumId="36" w15:restartNumberingAfterBreak="0">
+  <w:abstractNum w:abstractNumId="37" w15:restartNumberingAfterBreak="0">
     <w:nsid w:val="6263413F"/>
     <w:multiLevelType w:val="hybridMultilevel"/>
     <w:tmpl w:val="8E5E2FA8"/>
@@ -8117,7 +8134,7 @@
       </w:rPr>
     </w:lvl>
   </w:abstractNum>
-  <w:abstractNum w:abstractNumId="37" w15:restartNumberingAfterBreak="0">
+  <w:abstractNum w:abstractNumId="38" w15:restartNumberingAfterBreak="0">
     <w:nsid w:val="63A751B8"/>
     <w:multiLevelType w:val="multilevel"/>
     <w:tmpl w:val="E3281C48"/>
@@ -8240,7 +8257,7 @@
       </w:rPr>
     </w:lvl>
   </w:abstractNum>
-  <w:abstractNum w:abstractNumId="38" w15:restartNumberingAfterBreak="0">
+  <w:abstractNum w:abstractNumId="39" w15:restartNumberingAfterBreak="0">
     <w:nsid w:val="64950275"/>
     <w:multiLevelType w:val="multilevel"/>
     <w:tmpl w:val="9AFC5B1A"/>
@@ -8386,7 +8403,7 @@
       </w:rPr>
     </w:lvl>
   </w:abstractNum>
-  <w:abstractNum w:abstractNumId="39" w15:restartNumberingAfterBreak="0">
+  <w:abstractNum w:abstractNumId="40" w15:restartNumberingAfterBreak="0">
     <w:nsid w:val="664B1F00"/>
     <w:multiLevelType w:val="hybridMultilevel"/>
     <w:tmpl w:val="97EA9C20"/>
@@ -8472,7 +8489,7 @@
       </w:pPr>
     </w:lvl>
   </w:abstractNum>
-  <w:abstractNum w:abstractNumId="40" w15:restartNumberingAfterBreak="0">
+  <w:abstractNum w:abstractNumId="41" w15:restartNumberingAfterBreak="0">
     <w:nsid w:val="6A61628A"/>
     <w:multiLevelType w:val="hybridMultilevel"/>
     <w:tmpl w:val="0D920A64"/>
@@ -8585,7 +8602,7 @@
       </w:rPr>
     </w:lvl>
   </w:abstractNum>
-  <w:abstractNum w:abstractNumId="41" w15:restartNumberingAfterBreak="0">
+  <w:abstractNum w:abstractNumId="42" w15:restartNumberingAfterBreak="0">
     <w:nsid w:val="6ADD72EF"/>
     <w:multiLevelType w:val="multilevel"/>
     <w:tmpl w:val="9AFC5B1A"/>
@@ -8731,7 +8748,7 @@
       </w:rPr>
     </w:lvl>
   </w:abstractNum>
-  <w:abstractNum w:abstractNumId="42" w15:restartNumberingAfterBreak="0">
+  <w:abstractNum w:abstractNumId="43" w15:restartNumberingAfterBreak="0">
     <w:nsid w:val="72D93D42"/>
     <w:multiLevelType w:val="multilevel"/>
     <w:tmpl w:val="0809001D"/>
@@ -8818,7 +8835,7 @@
       </w:pPr>
     </w:lvl>
   </w:abstractNum>
-  <w:abstractNum w:abstractNumId="43" w15:restartNumberingAfterBreak="0">
+  <w:abstractNum w:abstractNumId="44" w15:restartNumberingAfterBreak="0">
     <w:nsid w:val="7789226B"/>
     <w:multiLevelType w:val="multilevel"/>
     <w:tmpl w:val="0FC2F6C2"/>
@@ -8935,7 +8952,7 @@
       </w:rPr>
     </w:lvl>
   </w:abstractNum>
-  <w:abstractNum w:abstractNumId="44" w15:restartNumberingAfterBreak="0">
+  <w:abstractNum w:abstractNumId="45" w15:restartNumberingAfterBreak="0">
     <w:nsid w:val="78A81046"/>
     <w:multiLevelType w:val="hybridMultilevel"/>
     <w:tmpl w:val="FAF63CA2"/>
@@ -9049,7 +9066,7 @@
       </w:rPr>
     </w:lvl>
   </w:abstractNum>
-  <w:abstractNum w:abstractNumId="45" w15:restartNumberingAfterBreak="0">
+  <w:abstractNum w:abstractNumId="46" w15:restartNumberingAfterBreak="0">
     <w:nsid w:val="7A6D7EE9"/>
     <w:multiLevelType w:val="multilevel"/>
     <w:tmpl w:val="5B2C12D4"/>
@@ -9167,7 +9184,7 @@
       </w:rPr>
     </w:lvl>
   </w:abstractNum>
-  <w:abstractNum w:abstractNumId="46" w15:restartNumberingAfterBreak="0">
+  <w:abstractNum w:abstractNumId="47" w15:restartNumberingAfterBreak="0">
     <w:nsid w:val="7E334B06"/>
     <w:multiLevelType w:val="multilevel"/>
     <w:tmpl w:val="0809001D"/>
@@ -9255,7 +9272,7 @@
     </w:lvl>
   </w:abstractNum>
   <w:num w:numId="1" w16cid:durableId="911234091">
-    <w:abstractNumId w:val="39"/>
+    <w:abstractNumId w:val="40"/>
     <w:lvlOverride w:ilvl="0">
       <w:startOverride w:val="1"/>
     </w:lvlOverride>
@@ -9267,7 +9284,7 @@
     <w:abstractNumId w:val="23"/>
   </w:num>
   <w:num w:numId="4" w16cid:durableId="1447309608">
-    <w:abstractNumId w:val="46"/>
+    <w:abstractNumId w:val="47"/>
   </w:num>
   <w:num w:numId="5" w16cid:durableId="1096949226">
     <w:abstractNumId w:val="11"/>
@@ -9309,7 +9326,7 @@
     <w:abstractNumId w:val="17"/>
   </w:num>
   <w:num w:numId="18" w16cid:durableId="389305722">
-    <w:abstractNumId w:val="42"/>
+    <w:abstractNumId w:val="43"/>
   </w:num>
   <w:num w:numId="19" w16cid:durableId="88350679">
     <w:abstractNumId w:val="25"/>
@@ -9318,7 +9335,7 @@
     <w:abstractNumId w:val="7"/>
   </w:num>
   <w:num w:numId="21" w16cid:durableId="712581560">
-    <w:abstractNumId w:val="43"/>
+    <w:abstractNumId w:val="44"/>
   </w:num>
   <w:num w:numId="22" w16cid:durableId="1821382490">
     <w:abstractNumId w:val="6"/>
@@ -9330,28 +9347,28 @@
     <w:abstractNumId w:val="21"/>
   </w:num>
   <w:num w:numId="25" w16cid:durableId="837571965">
-    <w:abstractNumId w:val="40"/>
+    <w:abstractNumId w:val="41"/>
   </w:num>
   <w:num w:numId="26" w16cid:durableId="773675209">
-    <w:abstractNumId w:val="33"/>
+    <w:abstractNumId w:val="34"/>
   </w:num>
   <w:num w:numId="27" w16cid:durableId="838623152">
     <w:abstractNumId w:val="20"/>
   </w:num>
   <w:num w:numId="28" w16cid:durableId="1370691193">
-    <w:abstractNumId w:val="37"/>
+    <w:abstractNumId w:val="38"/>
   </w:num>
   <w:num w:numId="29" w16cid:durableId="2027367048">
-    <w:abstractNumId w:val="45"/>
+    <w:abstractNumId w:val="46"/>
   </w:num>
   <w:num w:numId="30" w16cid:durableId="471755955">
-    <w:abstractNumId w:val="41"/>
+    <w:abstractNumId w:val="42"/>
   </w:num>
   <w:num w:numId="31" w16cid:durableId="191110814">
     <w:abstractNumId w:val="27"/>
   </w:num>
   <w:num w:numId="32" w16cid:durableId="1176380297">
-    <w:abstractNumId w:val="38"/>
+    <w:abstractNumId w:val="39"/>
   </w:num>
   <w:num w:numId="33" w16cid:durableId="778138571">
     <w:abstractNumId w:val="8"/>
@@ -9360,19 +9377,19 @@
     <w:abstractNumId w:val="15"/>
   </w:num>
   <w:num w:numId="35" w16cid:durableId="1295678914">
-    <w:abstractNumId w:val="35"/>
+    <w:abstractNumId w:val="36"/>
   </w:num>
   <w:num w:numId="36" w16cid:durableId="1060785605">
     <w:abstractNumId w:val="14"/>
   </w:num>
   <w:num w:numId="37" w16cid:durableId="2137873140">
-    <w:abstractNumId w:val="34"/>
+    <w:abstractNumId w:val="35"/>
   </w:num>
   <w:num w:numId="38" w16cid:durableId="490408186">
-    <w:abstractNumId w:val="44"/>
+    <w:abstractNumId w:val="45"/>
   </w:num>
   <w:num w:numId="39" w16cid:durableId="2123576389">
-    <w:abstractNumId w:val="36"/>
+    <w:abstractNumId w:val="37"/>
   </w:num>
   <w:num w:numId="40" w16cid:durableId="1712266533">
     <w:abstractNumId w:val="29"/>
@@ -9397,6 +9414,9 @@
   </w:num>
   <w:num w:numId="47" w16cid:durableId="172230094">
     <w:abstractNumId w:val="3"/>
+  </w:num>
+  <w:num w:numId="48" w16cid:durableId="211431812">
+    <w:abstractNumId w:val="33"/>
   </w:num>
   <w:numIdMacAtCleanup w:val="20"/>
 </w:numbering>
@@ -9800,7 +9820,7 @@
   <w:style w:type="paragraph" w:default="1" w:styleId="Normal">
     <w:name w:val="Normal"/>
     <w:qFormat/>
-    <w:rsid w:val="002759E6"/>
+    <w:rsid w:val="007A3BDC"/>
     <w:rPr>
       <w:rFonts w:cs="Shruti"/>
     </w:rPr>
@@ -10022,6 +10042,7 @@
   <w:style w:type="character" w:default="1" w:styleId="DefaultParagraphFont">
     <w:name w:val="Default Paragraph Font"/>
     <w:uiPriority w:val="1"/>
+    <w:semiHidden/>
     <w:unhideWhenUsed/>
   </w:style>
   <w:style w:type="table" w:default="1" w:styleId="TableNormal">

--- a/Presentation_Reports/Group_09_Progress_report_1.docx
+++ b/Presentation_Reports/Group_09_Progress_report_1.docx
@@ -4,8 +4,78 @@
   <w:body>
     <w:p>
       <w:pPr>
-        <w:spacing w:after="0"/>
-        <w:ind w:left="1726"/>
+        <w:spacing w:after="120"/>
+        <w:rPr>
+          <w:rFonts w:ascii="Times New Roman" w:hAnsi="Times New Roman" w:cs="Times New Roman"/>
+          <w:b/>
+          <w:bCs/>
+          <w:sz w:val="32"/>
+          <w:szCs w:val="48"/>
+          <w:lang w:val="en-IN"/>
+        </w:rPr>
+      </w:pPr>
+      <w:r>
+        <w:rPr>
+          <w:rFonts w:ascii="Times New Roman" w:hAnsi="Times New Roman" w:cs="Times New Roman"/>
+          <w:b/>
+          <w:bCs/>
+          <w:noProof/>
+          <w:sz w:val="36"/>
+          <w:szCs w:val="52"/>
+          <w:lang w:val="en-IN"/>
+          <w14:ligatures w14:val="standardContextual"/>
+        </w:rPr>
+        <w:drawing>
+          <wp:anchor distT="0" distB="0" distL="114300" distR="114300" simplePos="0" relativeHeight="251698176" behindDoc="1" locked="0" layoutInCell="1" allowOverlap="1" wp14:anchorId="750B43E5" wp14:editId="05F1489E">
+            <wp:simplePos x="0" y="0"/>
+            <wp:positionH relativeFrom="column">
+              <wp:posOffset>31006</wp:posOffset>
+            </wp:positionH>
+            <wp:positionV relativeFrom="paragraph">
+              <wp:posOffset>-60960</wp:posOffset>
+            </wp:positionV>
+            <wp:extent cx="1098550" cy="1044575"/>
+            <wp:effectExtent l="0" t="0" r="6350" b="0"/>
+            <wp:wrapNone/>
+            <wp:docPr id="689428705" name="Picture 1"/>
+            <wp:cNvGraphicFramePr>
+              <a:graphicFrameLocks xmlns:a="http://schemas.openxmlformats.org/drawingml/2006/main" noChangeAspect="1"/>
+            </wp:cNvGraphicFramePr>
+            <a:graphic xmlns:a="http://schemas.openxmlformats.org/drawingml/2006/main">
+              <a:graphicData uri="http://schemas.openxmlformats.org/drawingml/2006/picture">
+                <pic:pic xmlns:pic="http://schemas.openxmlformats.org/drawingml/2006/picture">
+                  <pic:nvPicPr>
+                    <pic:cNvPr id="689428705" name="Picture 689428705"/>
+                    <pic:cNvPicPr/>
+                  </pic:nvPicPr>
+                  <pic:blipFill>
+                    <a:blip r:embed="rId8" cstate="print">
+                      <a:extLst>
+                        <a:ext uri="{28A0092B-C50C-407E-A947-70E740481C1C}">
+                          <a14:useLocalDpi xmlns:a14="http://schemas.microsoft.com/office/drawing/2010/main" val="0"/>
+                        </a:ext>
+                      </a:extLst>
+                    </a:blip>
+                    <a:stretch>
+                      <a:fillRect/>
+                    </a:stretch>
+                  </pic:blipFill>
+                  <pic:spPr>
+                    <a:xfrm>
+                      <a:off x="0" y="0"/>
+                      <a:ext cx="1098550" cy="1044575"/>
+                    </a:xfrm>
+                    <a:prstGeom prst="rect">
+                      <a:avLst/>
+                    </a:prstGeom>
+                  </pic:spPr>
+                </pic:pic>
+              </a:graphicData>
+            </a:graphic>
+          </wp:anchor>
+        </w:drawing>
+      </w:r>
+      <w:r>
         <w:rPr>
           <w:rFonts w:ascii="Times New Roman" w:hAnsi="Times New Roman" w:cs="Times New Roman"/>
           <w:b/>
@@ -14,208 +84,240 @@
           <w:szCs w:val="52"/>
           <w:lang w:val="en-IN"/>
         </w:rPr>
-      </w:pPr>
+        <w:tab/>
+      </w:r>
       <w:r>
         <w:rPr>
-          <w:rFonts w:ascii="Arial Black" w:eastAsia="Arial Black" w:hAnsi="Arial Black" w:cs="Arial Black"/>
+          <w:rFonts w:ascii="Times New Roman" w:hAnsi="Times New Roman" w:cs="Times New Roman"/>
           <w:b/>
           <w:bCs/>
+          <w:sz w:val="36"/>
+          <w:szCs w:val="52"/>
+          <w:lang w:val="en-IN"/>
+        </w:rPr>
+        <w:tab/>
+      </w:r>
+      <w:r>
+        <w:rPr>
+          <w:rFonts w:ascii="Times New Roman" w:hAnsi="Times New Roman" w:cs="Times New Roman"/>
+          <w:b/>
+          <w:bCs/>
+          <w:sz w:val="36"/>
+          <w:szCs w:val="52"/>
+          <w:lang w:val="en-IN"/>
+        </w:rPr>
+        <w:tab/>
+      </w:r>
+      <w:r>
+        <w:rPr>
+          <w:rFonts w:ascii="Times New Roman" w:hAnsi="Times New Roman" w:cs="Times New Roman"/>
+          <w:b/>
+          <w:bCs/>
+          <w:sz w:val="32"/>
+          <w:szCs w:val="48"/>
+          <w:lang w:val="en-IN"/>
+        </w:rPr>
+        <w:t>Birla Vishvakarma Mahavidyalaya</w:t>
+      </w:r>
+    </w:p>
+    <w:p>
+      <w:pPr>
+        <w:spacing w:after="0"/>
+        <w:rPr>
+          <w:rFonts w:ascii="Times New Roman" w:hAnsi="Times New Roman" w:cs="Times New Roman"/>
+          <w:sz w:val="28"/>
+          <w:szCs w:val="44"/>
+          <w:lang w:val="en-IN"/>
+        </w:rPr>
+      </w:pPr>
+      <w:r>
+        <w:rPr>
+          <w:rFonts w:ascii="Times New Roman" w:hAnsi="Times New Roman" w:cs="Times New Roman"/>
+          <w:b/>
+          <w:bCs/>
+          <w:sz w:val="32"/>
+          <w:szCs w:val="48"/>
+          <w:lang w:val="en-IN"/>
+        </w:rPr>
+        <w:tab/>
+      </w:r>
+      <w:r>
+        <w:rPr>
+          <w:rFonts w:ascii="Times New Roman" w:hAnsi="Times New Roman" w:cs="Times New Roman"/>
+          <w:b/>
+          <w:bCs/>
+          <w:sz w:val="32"/>
+          <w:szCs w:val="48"/>
+          <w:lang w:val="en-IN"/>
+        </w:rPr>
+        <w:tab/>
+      </w:r>
+      <w:r>
+        <w:rPr>
+          <w:rFonts w:ascii="Times New Roman" w:hAnsi="Times New Roman" w:cs="Times New Roman"/>
+          <w:b/>
+          <w:bCs/>
+          <w:sz w:val="32"/>
+          <w:szCs w:val="48"/>
+          <w:lang w:val="en-IN"/>
+        </w:rPr>
+        <w:tab/>
+      </w:r>
+      <w:r>
+        <w:rPr>
+          <w:rFonts w:ascii="Times New Roman" w:hAnsi="Times New Roman" w:cs="Times New Roman"/>
+          <w:sz w:val="28"/>
+          <w:szCs w:val="44"/>
+          <w:lang w:val="en-IN"/>
+        </w:rPr>
+        <w:t>Information Technology Department</w:t>
+      </w:r>
+    </w:p>
+    <w:p>
+      <w:pPr>
+        <w:spacing w:after="120"/>
+        <w:rPr>
+          <w:rFonts w:ascii="Times New Roman" w:hAnsi="Times New Roman" w:cs="Times New Roman"/>
+          <w:sz w:val="28"/>
+          <w:szCs w:val="44"/>
+          <w:lang w:val="en-IN"/>
+        </w:rPr>
+      </w:pPr>
+      <w:r>
+        <w:rPr>
+          <w:rFonts w:ascii="Times New Roman" w:hAnsi="Times New Roman" w:cs="Times New Roman"/>
+          <w:sz w:val="28"/>
+          <w:szCs w:val="44"/>
+          <w:lang w:val="en-IN"/>
+        </w:rPr>
+        <w:tab/>
+      </w:r>
+      <w:r>
+        <w:rPr>
+          <w:rFonts w:ascii="Times New Roman" w:hAnsi="Times New Roman" w:cs="Times New Roman"/>
+          <w:sz w:val="28"/>
+          <w:szCs w:val="44"/>
+          <w:lang w:val="en-IN"/>
+        </w:rPr>
+        <w:tab/>
+      </w:r>
+      <w:r>
+        <w:rPr>
+          <w:rFonts w:ascii="Times New Roman" w:hAnsi="Times New Roman" w:cs="Times New Roman"/>
+          <w:sz w:val="28"/>
+          <w:szCs w:val="44"/>
+          <w:lang w:val="en-IN"/>
+        </w:rPr>
+        <w:tab/>
+        <w:t>(An Autonomous CVM Institute)</w:t>
+      </w:r>
+      <w:r>
+        <w:rPr>
+          <w:rFonts w:ascii="Times New Roman" w:hAnsi="Times New Roman" w:cs="Times New Roman"/>
+          <w:sz w:val="28"/>
+          <w:szCs w:val="44"/>
+          <w:lang w:val="en-IN"/>
+        </w:rPr>
+        <w:br/>
+      </w:r>
+      <w:r>
+        <w:rPr>
+          <w:rFonts w:ascii="Times New Roman" w:hAnsi="Times New Roman" w:cs="Times New Roman"/>
+          <w:sz w:val="28"/>
+          <w:szCs w:val="44"/>
+          <w:lang w:val="en-IN"/>
+        </w:rPr>
+        <w:tab/>
+      </w:r>
+      <w:r>
+        <w:rPr>
+          <w:rFonts w:ascii="Times New Roman" w:hAnsi="Times New Roman" w:cs="Times New Roman"/>
+          <w:sz w:val="28"/>
+          <w:szCs w:val="44"/>
+          <w:lang w:val="en-IN"/>
+        </w:rPr>
+        <w:tab/>
+      </w:r>
+      <w:r>
+        <w:rPr>
+          <w:rFonts w:ascii="Times New Roman" w:hAnsi="Times New Roman" w:cs="Times New Roman"/>
+          <w:sz w:val="28"/>
+          <w:szCs w:val="44"/>
+          <w:lang w:val="en-IN"/>
+        </w:rPr>
+        <w:tab/>
+        <w:t>Vallabh Vidyanagar</w:t>
+      </w:r>
+    </w:p>
+    <w:p>
+      <w:pPr>
+        <w:spacing w:after="0"/>
+        <w:rPr>
+          <w:rFonts w:ascii="Times New Roman" w:hAnsi="Times New Roman" w:cs="Times New Roman"/>
+          <w:sz w:val="28"/>
+          <w:szCs w:val="44"/>
+          <w:lang w:val="en-IN"/>
+        </w:rPr>
+      </w:pPr>
+      <w:r>
+        <w:rPr>
+          <w:rFonts w:ascii="Times New Roman" w:hAnsi="Times New Roman" w:cs="Times New Roman"/>
           <w:noProof/>
-          <w:sz w:val="34"/>
-          <w:szCs w:val="34"/>
-          <w:lang w:bidi="ar-SA"/>
+          <w:sz w:val="28"/>
+          <w:szCs w:val="44"/>
+          <w:lang w:val="en-IN"/>
+          <w14:ligatures w14:val="standardContextual"/>
         </w:rPr>
         <mc:AlternateContent>
-          <mc:Choice Requires="wpg">
+          <mc:Choice Requires="wps">
             <w:drawing>
-              <wp:anchor distT="0" distB="0" distL="0" distR="0" simplePos="0" relativeHeight="251645952" behindDoc="1" locked="0" layoutInCell="1" allowOverlap="1" wp14:anchorId="5345E849" wp14:editId="049A1515">
+              <wp:anchor distT="0" distB="0" distL="114300" distR="114300" simplePos="0" relativeHeight="251699200" behindDoc="0" locked="0" layoutInCell="1" allowOverlap="1" wp14:anchorId="327BF511" wp14:editId="5C6B267B">
                 <wp:simplePos x="0" y="0"/>
-                <wp:positionH relativeFrom="page">
-                  <wp:posOffset>660400</wp:posOffset>
+                <wp:positionH relativeFrom="column">
+                  <wp:posOffset>0</wp:posOffset>
                 </wp:positionH>
-                <wp:positionV relativeFrom="page">
-                  <wp:posOffset>660400</wp:posOffset>
+                <wp:positionV relativeFrom="paragraph">
+                  <wp:posOffset>50691</wp:posOffset>
                 </wp:positionV>
-                <wp:extent cx="6257925" cy="8315325"/>
-                <wp:effectExtent l="0" t="0" r="28575" b="28575"/>
+                <wp:extent cx="5715000" cy="0"/>
+                <wp:effectExtent l="0" t="12700" r="12700" b="12700"/>
                 <wp:wrapNone/>
-                <wp:docPr id="1613469161" name="Group 5"/>
+                <wp:docPr id="909491615" name="Straight Connector 2"/>
                 <wp:cNvGraphicFramePr/>
                 <a:graphic xmlns:a="http://schemas.openxmlformats.org/drawingml/2006/main">
-                  <a:graphicData uri="http://schemas.microsoft.com/office/word/2010/wordprocessingGroup">
-                    <wpg:wgp>
-                      <wpg:cNvGrpSpPr/>
-                      <wpg:grpSpPr>
-                        <a:xfrm>
+                  <a:graphicData uri="http://schemas.microsoft.com/office/word/2010/wordprocessingShape">
+                    <wps:wsp>
+                      <wps:cNvCnPr/>
+                      <wps:spPr>
+                        <a:xfrm flipV="1">
                           <a:off x="0" y="0"/>
-                          <a:ext cx="6257925" cy="8315325"/>
-                          <a:chOff x="0" y="0"/>
-                          <a:chExt cx="6257925" cy="8315325"/>
+                          <a:ext cx="5715000" cy="0"/>
                         </a:xfrm>
-                      </wpg:grpSpPr>
-                      <wps:wsp>
-                        <wps:cNvPr id="329524762" name="Graphic 6"/>
-                        <wps:cNvSpPr/>
-                        <wps:spPr>
-                          <a:xfrm>
-                            <a:off x="0" y="0"/>
-                            <a:ext cx="6257925" cy="8315325"/>
-                          </a:xfrm>
-                          <a:custGeom>
-                            <a:avLst/>
-                            <a:gdLst/>
-                            <a:ahLst/>
-                            <a:cxnLst/>
-                            <a:rect l="l" t="t" r="r" b="b"/>
-                            <a:pathLst>
-                              <a:path w="6257925" h="8315325">
-                                <a:moveTo>
-                                  <a:pt x="0" y="0"/>
-                                </a:moveTo>
-                                <a:lnTo>
-                                  <a:pt x="6257924" y="0"/>
-                                </a:lnTo>
-                                <a:lnTo>
-                                  <a:pt x="6257924" y="8315324"/>
-                                </a:lnTo>
-                                <a:lnTo>
-                                  <a:pt x="0" y="8315324"/>
-                                </a:lnTo>
-                                <a:lnTo>
-                                  <a:pt x="0" y="0"/>
-                                </a:lnTo>
-                                <a:close/>
-                              </a:path>
-                            </a:pathLst>
-                          </a:custGeom>
-                          <a:ln w="19049">
-                            <a:solidFill>
-                              <a:srgbClr val="000000"/>
-                            </a:solidFill>
-                            <a:prstDash val="solid"/>
-                          </a:ln>
-                        </wps:spPr>
-                        <wps:bodyPr wrap="square" lIns="0" tIns="0" rIns="0" bIns="0" rtlCol="0">
-                          <a:prstTxWarp prst="textNoShape">
-                            <a:avLst/>
-                          </a:prstTxWarp>
-                          <a:noAutofit/>
-                        </wps:bodyPr>
-                      </wps:wsp>
-                      <wps:wsp>
-                        <wps:cNvPr id="2025597571" name="Graphic 7"/>
-                        <wps:cNvSpPr/>
-                        <wps:spPr>
-                          <a:xfrm>
-                            <a:off x="247650" y="1301750"/>
-                            <a:ext cx="5762625" cy="19050"/>
-                          </a:xfrm>
-                          <a:custGeom>
-                            <a:avLst/>
-                            <a:gdLst/>
-                            <a:ahLst/>
-                            <a:cxnLst/>
-                            <a:rect l="l" t="t" r="r" b="b"/>
-                            <a:pathLst>
-                              <a:path w="5762625" h="19050">
-                                <a:moveTo>
-                                  <a:pt x="5762624" y="19049"/>
-                                </a:moveTo>
-                                <a:lnTo>
-                                  <a:pt x="0" y="19049"/>
-                                </a:lnTo>
-                                <a:lnTo>
-                                  <a:pt x="0" y="0"/>
-                                </a:lnTo>
-                                <a:lnTo>
-                                  <a:pt x="5762624" y="0"/>
-                                </a:lnTo>
-                                <a:lnTo>
-                                  <a:pt x="5762624" y="19049"/>
-                                </a:lnTo>
-                                <a:close/>
-                              </a:path>
-                            </a:pathLst>
-                          </a:custGeom>
+                        <a:prstGeom prst="line">
+                          <a:avLst/>
+                        </a:prstGeom>
+                        <a:ln w="19050">
                           <a:solidFill>
-                            <a:srgbClr val="000000"/>
+                            <a:schemeClr val="tx1"/>
                           </a:solidFill>
-                        </wps:spPr>
-                        <wps:bodyPr wrap="square" lIns="0" tIns="0" rIns="0" bIns="0" rtlCol="0">
-                          <a:prstTxWarp prst="textNoShape">
-                            <a:avLst/>
-                          </a:prstTxWarp>
-                          <a:noAutofit/>
-                        </wps:bodyPr>
-                      </wps:wsp>
-                      <wps:wsp>
-                        <wps:cNvPr id="738898279" name="Graphic 8"/>
-                        <wps:cNvSpPr/>
-                        <wps:spPr>
-                          <a:xfrm>
-                            <a:off x="247650" y="7886700"/>
-                            <a:ext cx="5762625" cy="9525"/>
-                          </a:xfrm>
-                          <a:custGeom>
-                            <a:avLst/>
-                            <a:gdLst/>
-                            <a:ahLst/>
-                            <a:cxnLst/>
-                            <a:rect l="l" t="t" r="r" b="b"/>
-                            <a:pathLst>
-                              <a:path w="5762625" h="9525">
-                                <a:moveTo>
-                                  <a:pt x="5762624" y="9524"/>
-                                </a:moveTo>
-                                <a:lnTo>
-                                  <a:pt x="0" y="9524"/>
-                                </a:lnTo>
-                                <a:lnTo>
-                                  <a:pt x="0" y="0"/>
-                                </a:lnTo>
-                                <a:lnTo>
-                                  <a:pt x="5762624" y="0"/>
-                                </a:lnTo>
-                                <a:lnTo>
-                                  <a:pt x="5762624" y="9524"/>
-                                </a:lnTo>
-                                <a:close/>
-                              </a:path>
-                            </a:pathLst>
-                          </a:custGeom>
-                          <a:solidFill>
-                            <a:srgbClr val="CCCCCC"/>
-                          </a:solidFill>
-                        </wps:spPr>
-                        <wps:bodyPr wrap="square" lIns="0" tIns="0" rIns="0" bIns="0" rtlCol="0">
-                          <a:prstTxWarp prst="textNoShape">
-                            <a:avLst/>
-                          </a:prstTxWarp>
-                          <a:noAutofit/>
-                        </wps:bodyPr>
-                      </wps:wsp>
-                      <pic:pic xmlns:pic="http://schemas.openxmlformats.org/drawingml/2006/picture">
-                        <pic:nvPicPr>
-                          <pic:cNvPr id="1721534995" name="Image 9" descr="BVM Logo"/>
-                          <pic:cNvPicPr/>
-                        </pic:nvPicPr>
-                        <pic:blipFill>
-                          <a:blip r:embed="rId8" cstate="print"/>
-                          <a:stretch>
-                            <a:fillRect/>
-                          </a:stretch>
-                        </pic:blipFill>
-                        <pic:spPr>
-                          <a:xfrm>
-                            <a:off x="247651" y="257176"/>
-                            <a:ext cx="904874" cy="857249"/>
-                          </a:xfrm>
-                          <a:prstGeom prst="rect">
-                            <a:avLst/>
-                          </a:prstGeom>
-                        </pic:spPr>
-                      </pic:pic>
-                    </wpg:wgp>
+                        </a:ln>
+                      </wps:spPr>
+                      <wps:style>
+                        <a:lnRef idx="1">
+                          <a:schemeClr val="accent1"/>
+                        </a:lnRef>
+                        <a:fillRef idx="0">
+                          <a:schemeClr val="accent1"/>
+                        </a:fillRef>
+                        <a:effectRef idx="0">
+                          <a:schemeClr val="accent1"/>
+                        </a:effectRef>
+                        <a:fontRef idx="minor">
+                          <a:schemeClr val="tx1"/>
+                        </a:fontRef>
+                      </wps:style>
+                      <wps:bodyPr/>
+                    </wps:wsp>
                   </a:graphicData>
                 </a:graphic>
                 <wp14:sizeRelH relativeFrom="margin">
@@ -229,278 +331,102 @@
           </mc:Choice>
           <mc:Fallback>
             <w:pict>
-              <v:group w14:anchorId="5DF378FF" id="Group 5" o:spid="_x0000_s1026" style="position:absolute;margin-left:52pt;margin-top:52pt;width:492.75pt;height:654.75pt;z-index:-251670528;mso-wrap-distance-left:0;mso-wrap-distance-right:0;mso-position-horizontal-relative:page;mso-position-vertical-relative:page;mso-width-relative:margin;mso-height-relative:margin" coordsize="62579,83153" o:gfxdata="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">
-                <v:shape id="Graphic 6" o:spid="_x0000_s1027" style="position:absolute;width:62579;height:83153;visibility:visible;mso-wrap-style:square;v-text-anchor:top" coordsize="6257925,8315325" o:gfxdata="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" path="m,l6257924,r,8315324l,8315324,,xe" filled="f" strokeweight=".52914mm">
-                  <v:path arrowok="t"/>
-                </v:shape>
-                <v:shape id="Graphic 7" o:spid="_x0000_s1028" style="position:absolute;left:2476;top:13017;width:57626;height:191;visibility:visible;mso-wrap-style:square;v-text-anchor:top" coordsize="5762625,19050" o:gfxdata="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" path="m5762624,19049l,19049,,,5762624,r,19049xe" fillcolor="black" stroked="f">
-                  <v:path arrowok="t"/>
-                </v:shape>
-                <v:shape id="Graphic 8" o:spid="_x0000_s1029" style="position:absolute;left:2476;top:78867;width:57626;height:95;visibility:visible;mso-wrap-style:square;v-text-anchor:top" coordsize="5762625,9525" o:gfxdata="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" path="m5762624,9524l,9524,,,5762624,r,9524xe" fillcolor="#ccc" stroked="f">
-                  <v:path arrowok="t"/>
-                </v:shape>
-                <v:shapetype id="_x0000_t75" coordsize="21600,21600" o:spt="75" o:preferrelative="t" path="m@4@5l@4@11@9@11@9@5xe" filled="f" stroked="f">
-                  <v:stroke joinstyle="miter"/>
-                  <v:formulas>
-                    <v:f eqn="if lineDrawn pixelLineWidth 0"/>
-                    <v:f eqn="sum @0 1 0"/>
-                    <v:f eqn="sum 0 0 @1"/>
-                    <v:f eqn="prod @2 1 2"/>
-                    <v:f eqn="prod @3 21600 pixelWidth"/>
-                    <v:f eqn="prod @3 21600 pixelHeight"/>
-                    <v:f eqn="sum @0 0 1"/>
-                    <v:f eqn="prod @6 1 2"/>
-                    <v:f eqn="prod @7 21600 pixelWidth"/>
-                    <v:f eqn="sum @8 21600 0"/>
-                    <v:f eqn="prod @7 21600 pixelHeight"/>
-                    <v:f eqn="sum @10 21600 0"/>
-                  </v:formulas>
-                  <v:path o:extrusionok="f" gradientshapeok="t" o:connecttype="rect"/>
-                  <o:lock v:ext="edit" aspectratio="t"/>
-                </v:shapetype>
-                <v:shape id="Image 9" o:spid="_x0000_s1030" type="#_x0000_t75" alt="BVM Logo" style="position:absolute;left:2476;top:2571;width:9049;height:8573;visibility:visible;mso-wrap-style:square" o:gfxdata="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">
-                  <v:imagedata r:id="rId9" o:title="BVM Logo"/>
-                </v:shape>
-                <w10:wrap anchorx="page" anchory="page"/>
-              </v:group>
+              <v:line w14:anchorId="35AB13DC" id="Straight Connector 2" o:spid="_x0000_s1026" style="position:absolute;flip:y;z-index:251699200;visibility:visible;mso-wrap-style:square;mso-width-percent:0;mso-height-percent:0;mso-wrap-distance-left:9pt;mso-wrap-distance-top:0;mso-wrap-distance-right:9pt;mso-wrap-distance-bottom:0;mso-position-horizontal:absolute;mso-position-horizontal-relative:text;mso-position-vertical:absolute;mso-position-vertical-relative:text;mso-width-percent:0;mso-height-percent:0;mso-width-relative:margin;mso-height-relative:margin" from="0,4pt" to="450pt,4pt" o:gfxdata="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" strokecolor="black [3213]" strokeweight="1.5pt"/>
             </w:pict>
           </mc:Fallback>
         </mc:AlternateContent>
       </w:r>
+    </w:p>
+    <w:p>
+      <w:pPr>
+        <w:spacing w:after="240"/>
+        <w:jc w:val="center"/>
+        <w:rPr>
+          <w:rFonts w:ascii="Times New Roman" w:hAnsi="Times New Roman" w:cs="Times New Roman"/>
+          <w:b/>
+          <w:bCs/>
+          <w:sz w:val="28"/>
+          <w:szCs w:val="44"/>
+          <w:lang w:val="en-IN"/>
+        </w:rPr>
+      </w:pPr>
       <w:r>
         <w:rPr>
-          <w:rFonts w:ascii="Arial Black" w:eastAsia="Arial Black" w:hAnsi="Arial Black" w:cs="Arial Black"/>
+          <w:rFonts w:ascii="Times New Roman" w:hAnsi="Times New Roman" w:cs="Times New Roman"/>
+          <w:b/>
           <w:bCs/>
-          <w:color w:val="202529"/>
-          <w:w w:val="90"/>
-          <w:sz w:val="34"/>
-          <w:szCs w:val="34"/>
-          <w:lang w:bidi="ar-SA"/>
+          <w:sz w:val="28"/>
+          <w:szCs w:val="44"/>
+          <w:lang w:val="en-IN"/>
         </w:rPr>
-        <w:t>Birla</w:t>
-      </w:r>
-      <w:r>
-        <w:rPr>
-          <w:rFonts w:ascii="Arial Black" w:eastAsia="Arial Black" w:hAnsi="Arial Black" w:cs="Arial Black"/>
-          <w:bCs/>
-          <w:color w:val="202529"/>
-          <w:spacing w:val="58"/>
-          <w:sz w:val="34"/>
-          <w:szCs w:val="34"/>
-          <w:lang w:bidi="ar-SA"/>
-        </w:rPr>
-        <w:t xml:space="preserve"> </w:t>
-      </w:r>
-      <w:r>
-        <w:rPr>
-          <w:rFonts w:ascii="Arial Black" w:eastAsia="Arial Black" w:hAnsi="Arial Black" w:cs="Arial Black"/>
-          <w:bCs/>
-          <w:color w:val="202529"/>
-          <w:w w:val="90"/>
-          <w:sz w:val="34"/>
-          <w:szCs w:val="34"/>
-          <w:lang w:bidi="ar-SA"/>
-        </w:rPr>
-        <w:t>Vishvakarma</w:t>
-      </w:r>
-      <w:r>
-        <w:rPr>
-          <w:rFonts w:ascii="Arial Black" w:eastAsia="Arial Black" w:hAnsi="Arial Black" w:cs="Arial Black"/>
-          <w:bCs/>
-          <w:color w:val="202529"/>
-          <w:spacing w:val="59"/>
-          <w:sz w:val="34"/>
-          <w:szCs w:val="34"/>
-          <w:lang w:bidi="ar-SA"/>
-        </w:rPr>
-        <w:t xml:space="preserve"> </w:t>
-      </w:r>
-      <w:r>
-        <w:rPr>
-          <w:rFonts w:ascii="Arial Black" w:eastAsia="Arial Black" w:hAnsi="Arial Black" w:cs="Arial Black"/>
-          <w:bCs/>
-          <w:color w:val="202529"/>
-          <w:spacing w:val="-2"/>
-          <w:w w:val="90"/>
-          <w:sz w:val="34"/>
-          <w:szCs w:val="34"/>
-          <w:lang w:bidi="ar-SA"/>
-        </w:rPr>
-        <w:t>Mahavidyalaya</w:t>
+        <w:t>Subject: 4IT31 (Project-I), AY: 2026-27</w:t>
       </w:r>
     </w:p>
     <w:p>
       <w:pPr>
-        <w:widowControl w:val="0"/>
-        <w:autoSpaceDE w:val="0"/>
-        <w:autoSpaceDN w:val="0"/>
-        <w:spacing w:after="0" w:line="240" w:lineRule="auto"/>
-        <w:ind w:left="1726" w:right="3329"/>
+        <w:spacing w:after="240"/>
+        <w:jc w:val="center"/>
         <w:rPr>
-          <w:rFonts w:ascii="Lucida Sans Unicode" w:eastAsia="Lucida Sans Unicode" w:hAnsi="Lucida Sans Unicode" w:cs="Lucida Sans Unicode"/>
-          <w:sz w:val="21"/>
-          <w:lang w:bidi="ar-SA"/>
+          <w:rFonts w:ascii="Times New Roman" w:hAnsi="Times New Roman" w:cs="Times New Roman"/>
+          <w:b/>
+          <w:bCs/>
+          <w:sz w:val="28"/>
+          <w:szCs w:val="44"/>
+          <w:lang w:val="en-IN"/>
         </w:rPr>
       </w:pPr>
       <w:r>
         <w:rPr>
-          <w:rFonts w:ascii="Lucida Sans Unicode" w:eastAsia="Lucida Sans Unicode" w:hAnsi="Lucida Sans Unicode" w:cs="Lucida Sans Unicode"/>
-          <w:color w:val="202529"/>
-          <w:w w:val="105"/>
-          <w:sz w:val="21"/>
-          <w:lang w:bidi="ar-SA"/>
+          <w:rFonts w:ascii="Times New Roman" w:hAnsi="Times New Roman" w:cs="Times New Roman"/>
+          <w:b/>
+          <w:bCs/>
+          <w:sz w:val="28"/>
+          <w:szCs w:val="44"/>
+          <w:lang w:val="en-IN"/>
         </w:rPr>
-        <w:t>Information Technology Department (An Autonomous CVM Institute) Vallabh Vidyanagar</w:t>
-      </w:r>
-    </w:p>
-    <w:p>
-      <w:pPr>
-        <w:widowControl w:val="0"/>
-        <w:autoSpaceDE w:val="0"/>
-        <w:autoSpaceDN w:val="0"/>
-        <w:spacing w:before="300" w:after="16" w:line="410" w:lineRule="auto"/>
-        <w:ind w:left="2038" w:right="1276"/>
-        <w:jc w:val="center"/>
-        <w:outlineLvl w:val="1"/>
-        <w:rPr>
-          <w:rFonts w:ascii="Arial Black" w:eastAsia="Arial Black" w:hAnsi="Arial Black" w:cs="Arial Black"/>
-          <w:bCs/>
-          <w:sz w:val="26"/>
-          <w:szCs w:val="26"/>
-          <w:lang w:bidi="ar-SA"/>
-        </w:rPr>
-      </w:pPr>
-      <w:r>
-        <w:rPr>
-          <w:rFonts w:ascii="Arial Black" w:eastAsia="Arial Black" w:hAnsi="Arial Black" w:cs="Arial Black"/>
-          <w:bCs/>
-          <w:color w:val="202529"/>
-          <w:w w:val="90"/>
-          <w:sz w:val="26"/>
-          <w:szCs w:val="26"/>
-          <w:lang w:bidi="ar-SA"/>
-        </w:rPr>
-        <w:t xml:space="preserve">Subject: 4IT31 (Project-I), AY: 2026-27 </w:t>
-      </w:r>
-      <w:r>
-        <w:rPr>
-          <w:rFonts w:ascii="Arial Black" w:eastAsia="Arial Black" w:hAnsi="Arial Black" w:cs="Arial Black"/>
-          <w:bCs/>
-          <w:color w:val="202529"/>
-          <w:spacing w:val="-2"/>
-          <w:sz w:val="26"/>
-          <w:szCs w:val="26"/>
-          <w:lang w:bidi="ar-SA"/>
-        </w:rPr>
-        <w:t>Project</w:t>
-      </w:r>
-      <w:r>
-        <w:rPr>
-          <w:rFonts w:ascii="Arial Black" w:eastAsia="Arial Black" w:hAnsi="Arial Black" w:cs="Arial Black"/>
-          <w:bCs/>
-          <w:color w:val="202529"/>
-          <w:spacing w:val="-24"/>
-          <w:sz w:val="26"/>
-          <w:szCs w:val="26"/>
-          <w:lang w:bidi="ar-SA"/>
-        </w:rPr>
-        <w:t xml:space="preserve"> </w:t>
-      </w:r>
-      <w:r>
-        <w:rPr>
-          <w:rFonts w:ascii="Arial Black" w:eastAsia="Arial Black" w:hAnsi="Arial Black" w:cs="Arial Black"/>
-          <w:bCs/>
-          <w:color w:val="202529"/>
-          <w:spacing w:val="-2"/>
-          <w:sz w:val="26"/>
-          <w:szCs w:val="26"/>
-          <w:lang w:bidi="ar-SA"/>
-        </w:rPr>
-        <w:t>Evaluation</w:t>
-      </w:r>
-      <w:r>
-        <w:rPr>
-          <w:rFonts w:ascii="Arial Black" w:eastAsia="Arial Black" w:hAnsi="Arial Black" w:cs="Arial Black"/>
-          <w:bCs/>
-          <w:color w:val="202529"/>
-          <w:spacing w:val="-24"/>
-          <w:sz w:val="26"/>
-          <w:szCs w:val="26"/>
-          <w:lang w:bidi="ar-SA"/>
-        </w:rPr>
-        <w:t xml:space="preserve"> </w:t>
-      </w:r>
-      <w:r>
-        <w:rPr>
-          <w:rFonts w:ascii="Arial Black" w:eastAsia="Arial Black" w:hAnsi="Arial Black" w:cs="Arial Black"/>
-          <w:bCs/>
-          <w:color w:val="202529"/>
-          <w:spacing w:val="-2"/>
-          <w:sz w:val="26"/>
-          <w:szCs w:val="26"/>
-          <w:lang w:bidi="ar-SA"/>
-        </w:rPr>
-        <w:t>Report</w:t>
+        <w:t>Project Evaluation Report</w:t>
       </w:r>
     </w:p>
     <w:tbl>
       <w:tblPr>
+        <w:tblStyle w:val="TableGrid"/>
         <w:tblW w:w="0" w:type="auto"/>
-        <w:tblInd w:w="22" w:type="dxa"/>
-        <w:tblBorders>
-          <w:top w:val="single" w:sz="6" w:space="0" w:color="000000"/>
-          <w:left w:val="single" w:sz="6" w:space="0" w:color="000000"/>
-          <w:bottom w:val="single" w:sz="6" w:space="0" w:color="000000"/>
-          <w:right w:val="single" w:sz="6" w:space="0" w:color="000000"/>
-          <w:insideH w:val="single" w:sz="6" w:space="0" w:color="000000"/>
-          <w:insideV w:val="single" w:sz="6" w:space="0" w:color="000000"/>
-        </w:tblBorders>
-        <w:tblLayout w:type="fixed"/>
-        <w:tblCellMar>
-          <w:left w:w="0" w:type="dxa"/>
-          <w:right w:w="0" w:type="dxa"/>
-        </w:tblCellMar>
-        <w:tblLook w:val="01E0" w:firstRow="1" w:lastRow="1" w:firstColumn="1" w:lastColumn="1" w:noHBand="0" w:noVBand="0"/>
+        <w:jc w:val="center"/>
+        <w:tblLook w:val="04A0" w:firstRow="1" w:lastRow="0" w:firstColumn="1" w:lastColumn="0" w:noHBand="0" w:noVBand="1"/>
       </w:tblPr>
       <w:tblGrid>
-        <w:gridCol w:w="4050"/>
-        <w:gridCol w:w="5010"/>
+        <w:gridCol w:w="4508"/>
+        <w:gridCol w:w="4508"/>
       </w:tblGrid>
       <w:tr>
         <w:trPr>
-          <w:trHeight w:val="494"/>
+          <w:trHeight w:val="567"/>
+          <w:jc w:val="center"/>
         </w:trPr>
         <w:tc>
           <w:tcPr>
-            <w:tcW w:w="4050" w:type="dxa"/>
-            <w:tcBorders>
-              <w:top w:val="single" w:sz="6" w:space="0" w:color="000000"/>
-              <w:left w:val="single" w:sz="6" w:space="0" w:color="000000"/>
-              <w:bottom w:val="single" w:sz="6" w:space="0" w:color="000000"/>
-              <w:right w:val="single" w:sz="6" w:space="0" w:color="000000"/>
-            </w:tcBorders>
-            <w:hideMark/>
+            <w:tcW w:w="4508" w:type="dxa"/>
+            <w:vAlign w:val="center"/>
           </w:tcPr>
           <w:p>
             <w:pPr>
-              <w:widowControl w:val="0"/>
-              <w:autoSpaceDE w:val="0"/>
-              <w:autoSpaceDN w:val="0"/>
-              <w:spacing w:before="84" w:after="0" w:line="240" w:lineRule="auto"/>
-              <w:ind w:left="97"/>
               <w:rPr>
-                <w:rFonts w:ascii="Arial Black" w:eastAsia="Lucida Sans Unicode" w:hAnsi="Lucida Sans Unicode" w:cs="Lucida Sans Unicode"/>
-                <w:sz w:val="21"/>
-                <w:lang w:bidi="ar-SA"/>
+                <w:rFonts w:ascii="Times New Roman" w:hAnsi="Times New Roman" w:cs="Times New Roman"/>
+                <w:b/>
+                <w:bCs/>
+                <w:sz w:val="28"/>
+                <w:szCs w:val="44"/>
+                <w:lang w:val="en-IN"/>
               </w:rPr>
             </w:pPr>
             <w:r>
               <w:rPr>
-                <w:rFonts w:ascii="Arial Black" w:eastAsia="Lucida Sans Unicode" w:hAnsi="Lucida Sans Unicode" w:cs="Lucida Sans Unicode"/>
-                <w:color w:val="202529"/>
-                <w:spacing w:val="-2"/>
-                <w:sz w:val="21"/>
-                <w:lang w:bidi="ar-SA"/>
+                <w:rFonts w:ascii="Times New Roman" w:hAnsi="Times New Roman" w:cs="Times New Roman"/>
+                <w:b/>
+                <w:bCs/>
+                <w:sz w:val="28"/>
+                <w:szCs w:val="44"/>
+                <w:lang w:val="en-IN"/>
               </w:rPr>
               <w:t>Group</w:t>
             </w:r>
@@ -508,127 +434,84 @@
         </w:tc>
         <w:tc>
           <w:tcPr>
-            <w:tcW w:w="5010" w:type="dxa"/>
-            <w:tcBorders>
-              <w:top w:val="single" w:sz="6" w:space="0" w:color="000000"/>
-              <w:left w:val="single" w:sz="6" w:space="0" w:color="000000"/>
-              <w:bottom w:val="single" w:sz="6" w:space="0" w:color="000000"/>
-              <w:right w:val="single" w:sz="6" w:space="0" w:color="000000"/>
-            </w:tcBorders>
+            <w:tcW w:w="4508" w:type="dxa"/>
+            <w:vAlign w:val="center"/>
           </w:tcPr>
           <w:p>
             <w:pPr>
-              <w:widowControl w:val="0"/>
-              <w:autoSpaceDE w:val="0"/>
-              <w:autoSpaceDN w:val="0"/>
-              <w:spacing w:before="84" w:after="0" w:line="240" w:lineRule="auto"/>
-              <w:ind w:left="97"/>
               <w:rPr>
-                <w:rFonts w:ascii="Lucida Sans Unicode" w:eastAsia="Lucida Sans Unicode" w:hAnsi="Lucida Sans Unicode" w:cs="Lucida Sans Unicode"/>
-                <w:sz w:val="21"/>
-                <w:lang w:bidi="ar-SA"/>
+                <w:rFonts w:ascii="Times New Roman" w:hAnsi="Times New Roman" w:cs="Times New Roman"/>
+                <w:sz w:val="28"/>
+                <w:szCs w:val="44"/>
+                <w:lang w:val="en-IN"/>
               </w:rPr>
             </w:pPr>
             <w:r>
               <w:rPr>
-                <w:rFonts w:ascii="Lucida Sans Unicode" w:eastAsia="Lucida Sans Unicode" w:hAnsi="Lucida Sans Unicode" w:cs="Lucida Sans Unicode"/>
-                <w:sz w:val="21"/>
-                <w:lang w:bidi="ar-SA"/>
+                <w:rFonts w:ascii="Times New Roman" w:hAnsi="Times New Roman" w:cs="Times New Roman"/>
+                <w:sz w:val="28"/>
+                <w:szCs w:val="44"/>
+                <w:lang w:val="en-IN"/>
               </w:rPr>
-              <w:t>9</w:t>
+              <w:t>09</w:t>
             </w:r>
           </w:p>
         </w:tc>
       </w:tr>
       <w:tr>
         <w:trPr>
-          <w:trHeight w:val="494"/>
+          <w:trHeight w:val="567"/>
+          <w:jc w:val="center"/>
         </w:trPr>
         <w:tc>
           <w:tcPr>
-            <w:tcW w:w="4050" w:type="dxa"/>
-            <w:tcBorders>
-              <w:top w:val="single" w:sz="6" w:space="0" w:color="000000"/>
-              <w:left w:val="single" w:sz="6" w:space="0" w:color="000000"/>
-              <w:bottom w:val="single" w:sz="6" w:space="0" w:color="000000"/>
-              <w:right w:val="single" w:sz="6" w:space="0" w:color="000000"/>
-            </w:tcBorders>
-            <w:hideMark/>
+            <w:tcW w:w="4508" w:type="dxa"/>
+            <w:vAlign w:val="center"/>
           </w:tcPr>
           <w:p>
             <w:pPr>
-              <w:widowControl w:val="0"/>
-              <w:autoSpaceDE w:val="0"/>
-              <w:autoSpaceDN w:val="0"/>
-              <w:spacing w:before="84" w:after="0" w:line="240" w:lineRule="auto"/>
-              <w:ind w:left="97"/>
               <w:rPr>
-                <w:rFonts w:ascii="Arial Black" w:eastAsia="Lucida Sans Unicode" w:hAnsi="Lucida Sans Unicode" w:cs="Lucida Sans Unicode"/>
-                <w:sz w:val="21"/>
-                <w:lang w:bidi="ar-SA"/>
+                <w:rFonts w:ascii="Times New Roman" w:hAnsi="Times New Roman" w:cs="Times New Roman"/>
+                <w:b/>
+                <w:bCs/>
+                <w:sz w:val="28"/>
+                <w:szCs w:val="44"/>
+                <w:lang w:val="en-IN"/>
               </w:rPr>
             </w:pPr>
             <w:r>
               <w:rPr>
-                <w:rFonts w:ascii="Arial Black" w:eastAsia="Lucida Sans Unicode" w:hAnsi="Lucida Sans Unicode" w:cs="Lucida Sans Unicode"/>
-                <w:color w:val="202529"/>
-                <w:w w:val="85"/>
-                <w:sz w:val="21"/>
-                <w:lang w:bidi="ar-SA"/>
+                <w:rFonts w:ascii="Times New Roman" w:hAnsi="Times New Roman" w:cs="Times New Roman"/>
+                <w:b/>
+                <w:bCs/>
+                <w:sz w:val="28"/>
+                <w:szCs w:val="44"/>
+                <w:lang w:val="en-IN"/>
               </w:rPr>
-              <w:t>Project</w:t>
-            </w:r>
-            <w:r>
-              <w:rPr>
-                <w:rFonts w:ascii="Arial Black" w:eastAsia="Lucida Sans Unicode" w:hAnsi="Lucida Sans Unicode" w:cs="Lucida Sans Unicode"/>
-                <w:color w:val="202529"/>
-                <w:spacing w:val="14"/>
-                <w:sz w:val="21"/>
-                <w:lang w:bidi="ar-SA"/>
-              </w:rPr>
-              <w:t xml:space="preserve"> </w:t>
-            </w:r>
-            <w:r>
-              <w:rPr>
-                <w:rFonts w:ascii="Arial Black" w:eastAsia="Lucida Sans Unicode" w:hAnsi="Lucida Sans Unicode" w:cs="Lucida Sans Unicode"/>
-                <w:color w:val="202529"/>
-                <w:spacing w:val="-4"/>
-                <w:w w:val="95"/>
-                <w:sz w:val="21"/>
-                <w:lang w:bidi="ar-SA"/>
-              </w:rPr>
-              <w:t>Title</w:t>
+              <w:t>Project Title</w:t>
             </w:r>
           </w:p>
         </w:tc>
         <w:tc>
           <w:tcPr>
-            <w:tcW w:w="5010" w:type="dxa"/>
-            <w:tcBorders>
-              <w:top w:val="single" w:sz="6" w:space="0" w:color="000000"/>
-              <w:left w:val="single" w:sz="6" w:space="0" w:color="000000"/>
-              <w:bottom w:val="single" w:sz="6" w:space="0" w:color="000000"/>
-              <w:right w:val="single" w:sz="6" w:space="0" w:color="000000"/>
-            </w:tcBorders>
+            <w:tcW w:w="4508" w:type="dxa"/>
+            <w:vAlign w:val="center"/>
           </w:tcPr>
           <w:p>
             <w:pPr>
-              <w:widowControl w:val="0"/>
-              <w:autoSpaceDE w:val="0"/>
-              <w:autoSpaceDN w:val="0"/>
-              <w:spacing w:before="84" w:after="0" w:line="240" w:lineRule="auto"/>
-              <w:ind w:left="97"/>
               <w:rPr>
-                <w:rFonts w:ascii="Lucida Sans Unicode" w:eastAsia="Lucida Sans Unicode" w:hAnsi="Lucida Sans Unicode" w:cs="Lucida Sans Unicode"/>
-                <w:sz w:val="21"/>
-                <w:lang w:bidi="ar-SA"/>
+                <w:rFonts w:ascii="Times New Roman" w:hAnsi="Times New Roman" w:cs="Times New Roman"/>
+                <w:sz w:val="28"/>
+                <w:szCs w:val="44"/>
+                <w:lang w:val="en-IN"/>
               </w:rPr>
             </w:pPr>
             <w:r>
               <w:rPr>
-                <w:rFonts w:ascii="Lucida Sans Unicode" w:eastAsia="Lucida Sans Unicode" w:hAnsi="Lucida Sans Unicode" w:cs="Lucida Sans Unicode"/>
-                <w:sz w:val="21"/>
-                <w:lang w:bidi="ar-SA"/>
+                <w:rFonts w:ascii="Times New Roman" w:hAnsi="Times New Roman" w:cs="Times New Roman"/>
+                <w:sz w:val="28"/>
+                <w:szCs w:val="44"/>
+                <w:lang w:val="en-IN"/>
               </w:rPr>
               <w:t>Chess Playing Robotic Arm</w:t>
             </w:r>
@@ -637,133 +520,104 @@
       </w:tr>
       <w:tr>
         <w:trPr>
-          <w:trHeight w:val="494"/>
+          <w:trHeight w:val="510"/>
+          <w:jc w:val="center"/>
         </w:trPr>
         <w:tc>
           <w:tcPr>
-            <w:tcW w:w="4050" w:type="dxa"/>
-            <w:tcBorders>
-              <w:top w:val="single" w:sz="6" w:space="0" w:color="000000"/>
-              <w:left w:val="single" w:sz="6" w:space="0" w:color="000000"/>
-              <w:bottom w:val="single" w:sz="6" w:space="0" w:color="000000"/>
-              <w:right w:val="single" w:sz="6" w:space="0" w:color="000000"/>
-            </w:tcBorders>
-            <w:hideMark/>
+            <w:tcW w:w="4508" w:type="dxa"/>
+            <w:vAlign w:val="center"/>
           </w:tcPr>
           <w:p>
             <w:pPr>
-              <w:widowControl w:val="0"/>
-              <w:autoSpaceDE w:val="0"/>
-              <w:autoSpaceDN w:val="0"/>
-              <w:spacing w:before="84" w:after="0" w:line="240" w:lineRule="auto"/>
-              <w:ind w:left="97"/>
               <w:rPr>
-                <w:rFonts w:ascii="Arial Black" w:eastAsia="Lucida Sans Unicode" w:hAnsi="Lucida Sans Unicode" w:cs="Lucida Sans Unicode"/>
-                <w:sz w:val="21"/>
-                <w:lang w:bidi="ar-SA"/>
+                <w:rFonts w:ascii="Times New Roman" w:hAnsi="Times New Roman" w:cs="Times New Roman"/>
+                <w:b/>
+                <w:bCs/>
+                <w:sz w:val="28"/>
+                <w:szCs w:val="44"/>
+                <w:lang w:val="en-IN"/>
               </w:rPr>
             </w:pPr>
             <w:r>
               <w:rPr>
-                <w:rFonts w:ascii="Arial Black" w:eastAsia="Lucida Sans Unicode" w:hAnsi="Lucida Sans Unicode" w:cs="Lucida Sans Unicode"/>
-                <w:color w:val="202529"/>
-                <w:w w:val="90"/>
-                <w:sz w:val="21"/>
-                <w:lang w:bidi="ar-SA"/>
+                <w:rFonts w:ascii="Times New Roman" w:hAnsi="Times New Roman" w:cs="Times New Roman"/>
+                <w:b/>
+                <w:bCs/>
+                <w:sz w:val="28"/>
+                <w:szCs w:val="44"/>
+                <w:lang w:val="en-IN"/>
               </w:rPr>
-              <w:t>Faculty</w:t>
-            </w:r>
-            <w:r>
-              <w:rPr>
-                <w:rFonts w:ascii="Arial Black" w:eastAsia="Lucida Sans Unicode" w:hAnsi="Lucida Sans Unicode" w:cs="Lucida Sans Unicode"/>
-                <w:color w:val="202529"/>
-                <w:spacing w:val="-5"/>
-                <w:sz w:val="21"/>
-                <w:lang w:bidi="ar-SA"/>
-              </w:rPr>
-              <w:t xml:space="preserve"> </w:t>
-            </w:r>
-            <w:r>
-              <w:rPr>
-                <w:rFonts w:ascii="Arial Black" w:eastAsia="Lucida Sans Unicode" w:hAnsi="Lucida Sans Unicode" w:cs="Lucida Sans Unicode"/>
-                <w:color w:val="202529"/>
-                <w:spacing w:val="-2"/>
-                <w:sz w:val="21"/>
-                <w:lang w:bidi="ar-SA"/>
-              </w:rPr>
-              <w:t>Guide</w:t>
+              <w:t>Faculty Guide</w:t>
             </w:r>
           </w:p>
         </w:tc>
         <w:tc>
           <w:tcPr>
-            <w:tcW w:w="5010" w:type="dxa"/>
-            <w:tcBorders>
-              <w:top w:val="single" w:sz="6" w:space="0" w:color="000000"/>
-              <w:left w:val="single" w:sz="6" w:space="0" w:color="000000"/>
-              <w:bottom w:val="single" w:sz="6" w:space="0" w:color="000000"/>
-              <w:right w:val="single" w:sz="6" w:space="0" w:color="000000"/>
-            </w:tcBorders>
+            <w:tcW w:w="4508" w:type="dxa"/>
+            <w:vAlign w:val="center"/>
           </w:tcPr>
           <w:p>
             <w:pPr>
-              <w:widowControl w:val="0"/>
-              <w:autoSpaceDE w:val="0"/>
-              <w:autoSpaceDN w:val="0"/>
-              <w:spacing w:before="84" w:after="0" w:line="240" w:lineRule="auto"/>
-              <w:ind w:left="97"/>
               <w:rPr>
-                <w:rFonts w:ascii="Lucida Sans Unicode" w:eastAsia="Lucida Sans Unicode" w:hAnsi="Lucida Sans Unicode" w:cs="Lucida Sans Unicode"/>
-                <w:sz w:val="21"/>
-                <w:lang w:bidi="ar-SA"/>
+                <w:rFonts w:ascii="Times New Roman" w:hAnsi="Times New Roman" w:cs="Times New Roman"/>
+                <w:sz w:val="28"/>
+                <w:szCs w:val="44"/>
+                <w:lang w:val="en-IN"/>
               </w:rPr>
             </w:pPr>
             <w:r>
               <w:rPr>
-                <w:rFonts w:ascii="Lucida Sans Unicode" w:eastAsia="Lucida Sans Unicode" w:hAnsi="Lucida Sans Unicode" w:cs="Lucida Sans Unicode"/>
-                <w:sz w:val="21"/>
-                <w:lang w:bidi="ar-SA"/>
+                <w:rFonts w:ascii="Times New Roman" w:hAnsi="Times New Roman" w:cs="Times New Roman"/>
+                <w:sz w:val="28"/>
+                <w:szCs w:val="44"/>
+                <w:lang w:val="en-IN"/>
               </w:rPr>
-              <w:t>Dr. Keyur N. Brahmbhatt</w:t>
+              <w:t xml:space="preserve">Dr. Keyur </w:t>
             </w:r>
+            <w:proofErr w:type="spellStart"/>
+            <w:r>
+              <w:rPr>
+                <w:rFonts w:ascii="Times New Roman" w:hAnsi="Times New Roman" w:cs="Times New Roman"/>
+                <w:sz w:val="28"/>
+                <w:szCs w:val="44"/>
+                <w:lang w:val="en-IN"/>
+              </w:rPr>
+              <w:t>Brahmabhatt</w:t>
+            </w:r>
+            <w:proofErr w:type="spellEnd"/>
           </w:p>
         </w:tc>
       </w:tr>
       <w:tr>
         <w:trPr>
-          <w:trHeight w:val="494"/>
+          <w:trHeight w:val="567"/>
+          <w:jc w:val="center"/>
         </w:trPr>
         <w:tc>
           <w:tcPr>
-            <w:tcW w:w="4050" w:type="dxa"/>
-            <w:tcBorders>
-              <w:top w:val="single" w:sz="6" w:space="0" w:color="000000"/>
-              <w:left w:val="single" w:sz="6" w:space="0" w:color="000000"/>
-              <w:bottom w:val="single" w:sz="6" w:space="0" w:color="000000"/>
-              <w:right w:val="single" w:sz="6" w:space="0" w:color="000000"/>
-            </w:tcBorders>
-            <w:hideMark/>
+            <w:tcW w:w="4508" w:type="dxa"/>
+            <w:vAlign w:val="center"/>
           </w:tcPr>
           <w:p>
             <w:pPr>
-              <w:widowControl w:val="0"/>
-              <w:autoSpaceDE w:val="0"/>
-              <w:autoSpaceDN w:val="0"/>
-              <w:spacing w:before="84" w:after="0" w:line="240" w:lineRule="auto"/>
-              <w:ind w:left="97"/>
               <w:rPr>
-                <w:rFonts w:ascii="Arial Black" w:eastAsia="Lucida Sans Unicode" w:hAnsi="Lucida Sans Unicode" w:cs="Lucida Sans Unicode"/>
-                <w:sz w:val="21"/>
-                <w:lang w:bidi="ar-SA"/>
+                <w:rFonts w:ascii="Times New Roman" w:hAnsi="Times New Roman" w:cs="Times New Roman"/>
+                <w:b/>
+                <w:bCs/>
+                <w:sz w:val="28"/>
+                <w:szCs w:val="44"/>
+                <w:lang w:val="en-IN"/>
               </w:rPr>
             </w:pPr>
             <w:r>
               <w:rPr>
-                <w:rFonts w:ascii="Arial Black" w:eastAsia="Lucida Sans Unicode" w:hAnsi="Lucida Sans Unicode" w:cs="Lucida Sans Unicode"/>
-                <w:color w:val="202529"/>
-                <w:spacing w:val="-2"/>
-                <w:sz w:val="21"/>
-                <w:lang w:bidi="ar-SA"/>
+                <w:rFonts w:ascii="Times New Roman" w:hAnsi="Times New Roman" w:cs="Times New Roman"/>
+                <w:b/>
+                <w:bCs/>
+                <w:sz w:val="28"/>
+                <w:szCs w:val="44"/>
+                <w:lang w:val="en-IN"/>
               </w:rPr>
               <w:t>Report</w:t>
             </w:r>
@@ -771,131 +625,85 @@
         </w:tc>
         <w:tc>
           <w:tcPr>
-            <w:tcW w:w="5010" w:type="dxa"/>
-            <w:tcBorders>
-              <w:top w:val="single" w:sz="6" w:space="0" w:color="000000"/>
-              <w:left w:val="single" w:sz="6" w:space="0" w:color="000000"/>
-              <w:bottom w:val="single" w:sz="6" w:space="0" w:color="000000"/>
-              <w:right w:val="single" w:sz="6" w:space="0" w:color="000000"/>
-            </w:tcBorders>
+            <w:tcW w:w="4508" w:type="dxa"/>
+            <w:vAlign w:val="center"/>
           </w:tcPr>
           <w:p>
             <w:pPr>
-              <w:widowControl w:val="0"/>
-              <w:autoSpaceDE w:val="0"/>
-              <w:autoSpaceDN w:val="0"/>
-              <w:spacing w:before="84" w:after="0" w:line="240" w:lineRule="auto"/>
-              <w:ind w:left="97"/>
               <w:rPr>
-                <w:rFonts w:ascii="Lucida Sans Unicode" w:eastAsia="Lucida Sans Unicode" w:hAnsi="Lucida Sans Unicode" w:cs="Lucida Sans Unicode"/>
-                <w:sz w:val="21"/>
-                <w:lang w:bidi="ar-SA"/>
+                <w:rFonts w:ascii="Times New Roman" w:hAnsi="Times New Roman" w:cs="Times New Roman"/>
+                <w:sz w:val="28"/>
+                <w:szCs w:val="44"/>
+                <w:lang w:val="en-IN"/>
               </w:rPr>
             </w:pPr>
             <w:r>
               <w:rPr>
-                <w:rFonts w:ascii="Lucida Sans Unicode" w:eastAsia="Lucida Sans Unicode" w:hAnsi="Lucida Sans Unicode" w:cs="Lucida Sans Unicode"/>
-                <w:sz w:val="21"/>
-                <w:lang w:bidi="ar-SA"/>
+                <w:rFonts w:ascii="Times New Roman" w:hAnsi="Times New Roman" w:cs="Times New Roman"/>
+                <w:sz w:val="28"/>
+                <w:szCs w:val="44"/>
+                <w:lang w:val="en-IN"/>
               </w:rPr>
-              <w:t>Progress Report 1</w:t>
+              <w:t>Progress Report</w:t>
+            </w:r>
+            <w:r>
+              <w:rPr>
+                <w:rFonts w:ascii="Times New Roman" w:hAnsi="Times New Roman" w:cs="Times New Roman"/>
+                <w:sz w:val="28"/>
+                <w:szCs w:val="44"/>
+                <w:lang w:val="en-IN"/>
+              </w:rPr>
+              <w:t xml:space="preserve"> - 1</w:t>
             </w:r>
           </w:p>
         </w:tc>
       </w:tr>
       <w:tr>
         <w:trPr>
-          <w:trHeight w:val="494"/>
+          <w:trHeight w:val="567"/>
+          <w:jc w:val="center"/>
         </w:trPr>
         <w:tc>
           <w:tcPr>
-            <w:tcW w:w="4050" w:type="dxa"/>
-            <w:tcBorders>
-              <w:top w:val="single" w:sz="6" w:space="0" w:color="000000"/>
-              <w:left w:val="single" w:sz="6" w:space="0" w:color="000000"/>
-              <w:bottom w:val="single" w:sz="6" w:space="0" w:color="000000"/>
-              <w:right w:val="single" w:sz="6" w:space="0" w:color="000000"/>
-            </w:tcBorders>
-            <w:hideMark/>
+            <w:tcW w:w="4508" w:type="dxa"/>
+            <w:vAlign w:val="center"/>
           </w:tcPr>
           <w:p>
             <w:pPr>
-              <w:widowControl w:val="0"/>
-              <w:autoSpaceDE w:val="0"/>
-              <w:autoSpaceDN w:val="0"/>
-              <w:spacing w:before="84" w:after="0" w:line="240" w:lineRule="auto"/>
-              <w:ind w:left="97"/>
               <w:rPr>
-                <w:rFonts w:ascii="Arial Black" w:eastAsia="Lucida Sans Unicode" w:hAnsi="Lucida Sans Unicode" w:cs="Lucida Sans Unicode"/>
-                <w:sz w:val="21"/>
-                <w:lang w:bidi="ar-SA"/>
+                <w:rFonts w:ascii="Times New Roman" w:hAnsi="Times New Roman" w:cs="Times New Roman"/>
+                <w:b/>
+                <w:bCs/>
+                <w:sz w:val="28"/>
+                <w:szCs w:val="44"/>
+                <w:lang w:val="en-IN"/>
               </w:rPr>
             </w:pPr>
             <w:r>
               <w:rPr>
-                <w:rFonts w:ascii="Arial Black" w:eastAsia="Lucida Sans Unicode" w:hAnsi="Lucida Sans Unicode" w:cs="Lucida Sans Unicode"/>
-                <w:color w:val="202529"/>
-                <w:w w:val="90"/>
-                <w:sz w:val="21"/>
-                <w:lang w:bidi="ar-SA"/>
+                <w:rFonts w:ascii="Times New Roman" w:hAnsi="Times New Roman" w:cs="Times New Roman"/>
+                <w:b/>
+                <w:bCs/>
+                <w:sz w:val="28"/>
+                <w:szCs w:val="44"/>
+                <w:lang w:val="en-IN"/>
               </w:rPr>
-              <w:t>Date</w:t>
-            </w:r>
-            <w:r>
-              <w:rPr>
-                <w:rFonts w:ascii="Arial Black" w:eastAsia="Lucida Sans Unicode" w:hAnsi="Lucida Sans Unicode" w:cs="Lucida Sans Unicode"/>
-                <w:color w:val="202529"/>
-                <w:spacing w:val="-2"/>
-                <w:w w:val="90"/>
-                <w:sz w:val="21"/>
-                <w:lang w:bidi="ar-SA"/>
-              </w:rPr>
-              <w:t xml:space="preserve"> </w:t>
-            </w:r>
-            <w:r>
-              <w:rPr>
-                <w:rFonts w:ascii="Arial Black" w:eastAsia="Lucida Sans Unicode" w:hAnsi="Lucida Sans Unicode" w:cs="Lucida Sans Unicode"/>
-                <w:color w:val="202529"/>
-                <w:w w:val="90"/>
-                <w:sz w:val="21"/>
-                <w:lang w:bidi="ar-SA"/>
-              </w:rPr>
-              <w:t>of</w:t>
-            </w:r>
-            <w:r>
-              <w:rPr>
-                <w:rFonts w:ascii="Arial Black" w:eastAsia="Lucida Sans Unicode" w:hAnsi="Lucida Sans Unicode" w:cs="Lucida Sans Unicode"/>
-                <w:color w:val="202529"/>
-                <w:spacing w:val="-2"/>
-                <w:w w:val="90"/>
-                <w:sz w:val="21"/>
-                <w:lang w:bidi="ar-SA"/>
-              </w:rPr>
-              <w:t xml:space="preserve"> Evaluation</w:t>
+              <w:t>Date of Evaluation</w:t>
             </w:r>
           </w:p>
         </w:tc>
         <w:tc>
           <w:tcPr>
-            <w:tcW w:w="5010" w:type="dxa"/>
-            <w:tcBorders>
-              <w:top w:val="single" w:sz="6" w:space="0" w:color="000000"/>
-              <w:left w:val="single" w:sz="6" w:space="0" w:color="000000"/>
-              <w:bottom w:val="single" w:sz="6" w:space="0" w:color="000000"/>
-              <w:right w:val="single" w:sz="6" w:space="0" w:color="000000"/>
-            </w:tcBorders>
+            <w:tcW w:w="4508" w:type="dxa"/>
+            <w:vAlign w:val="center"/>
           </w:tcPr>
           <w:p>
             <w:pPr>
-              <w:widowControl w:val="0"/>
-              <w:autoSpaceDE w:val="0"/>
-              <w:autoSpaceDN w:val="0"/>
-              <w:spacing w:before="84" w:after="0" w:line="240" w:lineRule="auto"/>
-              <w:ind w:left="97"/>
               <w:rPr>
-                <w:rFonts w:ascii="Lucida Sans Unicode" w:eastAsia="Lucida Sans Unicode" w:hAnsi="Lucida Sans Unicode" w:cs="Lucida Sans Unicode"/>
-                <w:sz w:val="21"/>
-                <w:lang w:bidi="ar-SA"/>
+                <w:rFonts w:ascii="Times New Roman" w:hAnsi="Times New Roman" w:cs="Times New Roman"/>
+                <w:sz w:val="28"/>
+                <w:szCs w:val="44"/>
+                <w:lang w:val="en-IN"/>
               </w:rPr>
             </w:pPr>
           </w:p>
@@ -904,179 +712,104 @@
     </w:tbl>
     <w:p>
       <w:pPr>
-        <w:widowControl w:val="0"/>
-        <w:autoSpaceDE w:val="0"/>
-        <w:autoSpaceDN w:val="0"/>
-        <w:spacing w:before="191" w:after="0" w:line="240" w:lineRule="auto"/>
-        <w:ind w:left="7"/>
+        <w:spacing w:after="120"/>
         <w:rPr>
-          <w:rFonts w:ascii="Lucida Sans Unicode" w:eastAsia="Lucida Sans Unicode" w:hAnsi="Lucida Sans Unicode" w:cs="Lucida Sans Unicode"/>
-          <w:sz w:val="24"/>
-          <w:szCs w:val="24"/>
-          <w:lang w:bidi="ar-SA"/>
+          <w:rFonts w:ascii="Times New Roman" w:hAnsi="Times New Roman" w:cs="Times New Roman"/>
+          <w:sz w:val="28"/>
+          <w:szCs w:val="44"/>
+          <w:lang w:val="en-IN"/>
+        </w:rPr>
+      </w:pPr>
+    </w:p>
+    <w:p>
+      <w:pPr>
+        <w:spacing w:after="120"/>
+        <w:rPr>
+          <w:rFonts w:ascii="Times New Roman" w:hAnsi="Times New Roman" w:cs="Times New Roman"/>
+          <w:sz w:val="28"/>
+          <w:szCs w:val="44"/>
+          <w:lang w:val="en-IN"/>
         </w:rPr>
       </w:pPr>
       <w:r>
         <w:rPr>
-          <w:rFonts w:ascii="Lucida Sans Unicode" w:eastAsia="Lucida Sans Unicode" w:hAnsi="Lucida Sans Unicode" w:cs="Lucida Sans Unicode"/>
-          <w:color w:val="202529"/>
-          <w:sz w:val="24"/>
-          <w:szCs w:val="24"/>
-          <w:lang w:bidi="ar-SA"/>
+          <w:rFonts w:ascii="Times New Roman" w:hAnsi="Times New Roman" w:cs="Times New Roman"/>
+          <w:sz w:val="28"/>
+          <w:szCs w:val="44"/>
+          <w:lang w:val="en-IN"/>
         </w:rPr>
-        <w:t>Group</w:t>
+        <w:t>Group Members</w:t>
       </w:r>
-      <w:r>
-        <w:rPr>
-          <w:rFonts w:ascii="Lucida Sans Unicode" w:eastAsia="Lucida Sans Unicode" w:hAnsi="Lucida Sans Unicode" w:cs="Lucida Sans Unicode"/>
-          <w:color w:val="202529"/>
-          <w:spacing w:val="12"/>
-          <w:sz w:val="24"/>
-          <w:szCs w:val="24"/>
-          <w:lang w:bidi="ar-SA"/>
-        </w:rPr>
-        <w:t xml:space="preserve"> </w:t>
-      </w:r>
-      <w:r>
-        <w:rPr>
-          <w:rFonts w:ascii="Lucida Sans Unicode" w:eastAsia="Lucida Sans Unicode" w:hAnsi="Lucida Sans Unicode" w:cs="Lucida Sans Unicode"/>
-          <w:color w:val="202529"/>
-          <w:spacing w:val="-2"/>
-          <w:sz w:val="24"/>
-          <w:szCs w:val="24"/>
-          <w:lang w:bidi="ar-SA"/>
-        </w:rPr>
-        <w:t>Members</w:t>
-      </w:r>
-    </w:p>
-    <w:p>
-      <w:pPr>
-        <w:widowControl w:val="0"/>
-        <w:autoSpaceDE w:val="0"/>
-        <w:autoSpaceDN w:val="0"/>
-        <w:spacing w:before="13" w:after="0" w:line="240" w:lineRule="auto"/>
-        <w:rPr>
-          <w:rFonts w:ascii="Lucida Sans Unicode" w:eastAsia="Lucida Sans Unicode" w:hAnsi="Lucida Sans Unicode" w:cs="Lucida Sans Unicode"/>
-          <w:sz w:val="6"/>
-          <w:szCs w:val="24"/>
-          <w:lang w:bidi="ar-SA"/>
-        </w:rPr>
-      </w:pPr>
     </w:p>
     <w:tbl>
       <w:tblPr>
-        <w:tblW w:w="9060" w:type="dxa"/>
-        <w:tblInd w:w="22" w:type="dxa"/>
-        <w:tblBorders>
-          <w:top w:val="single" w:sz="6" w:space="0" w:color="000000"/>
-          <w:left w:val="single" w:sz="6" w:space="0" w:color="000000"/>
-          <w:bottom w:val="single" w:sz="6" w:space="0" w:color="000000"/>
-          <w:right w:val="single" w:sz="6" w:space="0" w:color="000000"/>
-          <w:insideH w:val="single" w:sz="6" w:space="0" w:color="000000"/>
-          <w:insideV w:val="single" w:sz="6" w:space="0" w:color="000000"/>
-        </w:tblBorders>
-        <w:tblLayout w:type="fixed"/>
-        <w:tblCellMar>
-          <w:left w:w="0" w:type="dxa"/>
-          <w:right w:w="0" w:type="dxa"/>
-        </w:tblCellMar>
-        <w:tblLook w:val="01E0" w:firstRow="1" w:lastRow="1" w:firstColumn="1" w:lastColumn="1" w:noHBand="0" w:noVBand="0"/>
+        <w:tblStyle w:val="TableGrid"/>
+        <w:tblW w:w="0" w:type="auto"/>
+        <w:jc w:val="center"/>
+        <w:tblLook w:val="04A0" w:firstRow="1" w:lastRow="0" w:firstColumn="1" w:lastColumn="0" w:noHBand="0" w:noVBand="1"/>
       </w:tblPr>
       <w:tblGrid>
-        <w:gridCol w:w="3975"/>
-        <w:gridCol w:w="5085"/>
+        <w:gridCol w:w="4508"/>
+        <w:gridCol w:w="4508"/>
       </w:tblGrid>
       <w:tr>
         <w:trPr>
-          <w:trHeight w:val="494"/>
+          <w:trHeight w:val="510"/>
+          <w:jc w:val="center"/>
         </w:trPr>
         <w:tc>
           <w:tcPr>
-            <w:tcW w:w="3975" w:type="dxa"/>
-            <w:tcBorders>
-              <w:top w:val="single" w:sz="6" w:space="0" w:color="000000"/>
-              <w:left w:val="single" w:sz="6" w:space="0" w:color="000000"/>
-              <w:bottom w:val="single" w:sz="6" w:space="0" w:color="000000"/>
-              <w:right w:val="single" w:sz="6" w:space="0" w:color="000000"/>
-            </w:tcBorders>
-            <w:hideMark/>
+            <w:tcW w:w="4508" w:type="dxa"/>
+            <w:vAlign w:val="center"/>
           </w:tcPr>
           <w:p>
             <w:pPr>
-              <w:widowControl w:val="0"/>
-              <w:autoSpaceDE w:val="0"/>
-              <w:autoSpaceDN w:val="0"/>
-              <w:spacing w:before="84" w:after="0" w:line="240" w:lineRule="auto"/>
-              <w:ind w:left="97"/>
               <w:rPr>
-                <w:rFonts w:ascii="Arial Black" w:eastAsia="Lucida Sans Unicode" w:hAnsi="Lucida Sans Unicode" w:cs="Lucida Sans Unicode"/>
-                <w:sz w:val="21"/>
-                <w:lang w:bidi="ar-SA"/>
+                <w:rFonts w:ascii="Times New Roman" w:hAnsi="Times New Roman" w:cs="Times New Roman"/>
+                <w:b/>
+                <w:bCs/>
+                <w:sz w:val="28"/>
+                <w:szCs w:val="44"/>
+                <w:lang w:val="en-IN"/>
               </w:rPr>
             </w:pPr>
             <w:r>
               <w:rPr>
-                <w:rFonts w:ascii="Arial Black" w:eastAsia="Lucida Sans Unicode" w:hAnsi="Lucida Sans Unicode" w:cs="Lucida Sans Unicode"/>
-                <w:color w:val="202529"/>
-                <w:w w:val="90"/>
-                <w:sz w:val="21"/>
-                <w:lang w:bidi="ar-SA"/>
+                <w:rFonts w:ascii="Times New Roman" w:hAnsi="Times New Roman" w:cs="Times New Roman"/>
+                <w:b/>
+                <w:bCs/>
+                <w:sz w:val="28"/>
+                <w:szCs w:val="44"/>
+                <w:lang w:val="en-IN"/>
               </w:rPr>
-              <w:t>Student</w:t>
-            </w:r>
-            <w:r>
-              <w:rPr>
-                <w:rFonts w:ascii="Arial Black" w:eastAsia="Lucida Sans Unicode" w:hAnsi="Lucida Sans Unicode" w:cs="Lucida Sans Unicode"/>
-                <w:color w:val="202529"/>
-                <w:spacing w:val="7"/>
-                <w:sz w:val="21"/>
-                <w:lang w:bidi="ar-SA"/>
-              </w:rPr>
-              <w:t xml:space="preserve"> </w:t>
-            </w:r>
-            <w:r>
-              <w:rPr>
-                <w:rFonts w:ascii="Arial Black" w:eastAsia="Lucida Sans Unicode" w:hAnsi="Lucida Sans Unicode" w:cs="Lucida Sans Unicode"/>
-                <w:color w:val="202529"/>
-                <w:spacing w:val="-5"/>
-                <w:sz w:val="21"/>
-                <w:lang w:bidi="ar-SA"/>
-              </w:rPr>
-              <w:t>ID</w:t>
+              <w:t>Student ID</w:t>
             </w:r>
           </w:p>
         </w:tc>
         <w:tc>
           <w:tcPr>
-            <w:tcW w:w="5085" w:type="dxa"/>
-            <w:tcBorders>
-              <w:top w:val="single" w:sz="6" w:space="0" w:color="000000"/>
-              <w:left w:val="single" w:sz="6" w:space="0" w:color="000000"/>
-              <w:bottom w:val="single" w:sz="6" w:space="0" w:color="000000"/>
-              <w:right w:val="single" w:sz="6" w:space="0" w:color="000000"/>
-            </w:tcBorders>
-            <w:hideMark/>
+            <w:tcW w:w="4508" w:type="dxa"/>
+            <w:vAlign w:val="center"/>
           </w:tcPr>
           <w:p>
             <w:pPr>
-              <w:widowControl w:val="0"/>
-              <w:autoSpaceDE w:val="0"/>
-              <w:autoSpaceDN w:val="0"/>
-              <w:spacing w:before="84" w:after="0" w:line="240" w:lineRule="auto"/>
-              <w:ind w:left="92"/>
               <w:rPr>
-                <w:rFonts w:ascii="Arial Black" w:eastAsia="Lucida Sans Unicode" w:hAnsi="Lucida Sans Unicode" w:cs="Lucida Sans Unicode"/>
-                <w:sz w:val="21"/>
-                <w:lang w:bidi="ar-SA"/>
+                <w:rFonts w:ascii="Times New Roman" w:hAnsi="Times New Roman" w:cs="Times New Roman"/>
+                <w:b/>
+                <w:bCs/>
+                <w:sz w:val="28"/>
+                <w:szCs w:val="44"/>
+                <w:lang w:val="en-IN"/>
               </w:rPr>
             </w:pPr>
             <w:r>
               <w:rPr>
-                <w:rFonts w:ascii="Arial Black" w:eastAsia="Lucida Sans Unicode" w:hAnsi="Lucida Sans Unicode" w:cs="Lucida Sans Unicode"/>
-                <w:color w:val="202529"/>
-                <w:spacing w:val="-4"/>
-                <w:sz w:val="21"/>
-                <w:lang w:bidi="ar-SA"/>
+                <w:rFonts w:ascii="Times New Roman" w:hAnsi="Times New Roman" w:cs="Times New Roman"/>
+                <w:b/>
+                <w:bCs/>
+                <w:sz w:val="28"/>
+                <w:szCs w:val="44"/>
+                <w:lang w:val="en-IN"/>
               </w:rPr>
               <w:t>Name</w:t>
             </w:r>
@@ -1085,36 +818,29 @@
       </w:tr>
       <w:tr>
         <w:trPr>
-          <w:trHeight w:val="494"/>
+          <w:trHeight w:val="510"/>
+          <w:jc w:val="center"/>
         </w:trPr>
         <w:tc>
           <w:tcPr>
-            <w:tcW w:w="3975" w:type="dxa"/>
-            <w:tcBorders>
-              <w:top w:val="single" w:sz="6" w:space="0" w:color="000000"/>
-              <w:left w:val="single" w:sz="6" w:space="0" w:color="000000"/>
-              <w:bottom w:val="single" w:sz="6" w:space="0" w:color="000000"/>
-              <w:right w:val="single" w:sz="6" w:space="0" w:color="000000"/>
-            </w:tcBorders>
+            <w:tcW w:w="4508" w:type="dxa"/>
+            <w:vAlign w:val="center"/>
           </w:tcPr>
           <w:p>
             <w:pPr>
-              <w:widowControl w:val="0"/>
-              <w:autoSpaceDE w:val="0"/>
-              <w:autoSpaceDN w:val="0"/>
-              <w:spacing w:before="84" w:after="0" w:line="240" w:lineRule="auto"/>
-              <w:ind w:left="97"/>
               <w:rPr>
-                <w:rFonts w:ascii="Lucida Sans Unicode" w:eastAsia="Lucida Sans Unicode" w:hAnsi="Lucida Sans Unicode" w:cs="Lucida Sans Unicode"/>
-                <w:sz w:val="21"/>
-                <w:lang w:bidi="ar-SA"/>
+                <w:rFonts w:ascii="Times New Roman" w:hAnsi="Times New Roman" w:cs="Times New Roman"/>
+                <w:sz w:val="28"/>
+                <w:szCs w:val="44"/>
+                <w:lang w:val="en-IN"/>
               </w:rPr>
             </w:pPr>
             <w:r>
               <w:rPr>
-                <w:rFonts w:ascii="Lucida Sans Unicode" w:eastAsia="Lucida Sans Unicode" w:hAnsi="Lucida Sans Unicode" w:cs="Lucida Sans Unicode"/>
-                <w:sz w:val="21"/>
-                <w:lang w:bidi="ar-SA"/>
+                <w:rFonts w:ascii="Times New Roman" w:hAnsi="Times New Roman" w:cs="Times New Roman"/>
+                <w:sz w:val="28"/>
+                <w:szCs w:val="44"/>
+                <w:lang w:val="en-IN"/>
               </w:rPr>
               <w:t>23IT403</w:t>
             </w:r>
@@ -1122,32 +848,24 @@
         </w:tc>
         <w:tc>
           <w:tcPr>
-            <w:tcW w:w="5085" w:type="dxa"/>
-            <w:tcBorders>
-              <w:top w:val="single" w:sz="6" w:space="0" w:color="000000"/>
-              <w:left w:val="single" w:sz="6" w:space="0" w:color="000000"/>
-              <w:bottom w:val="single" w:sz="6" w:space="0" w:color="000000"/>
-              <w:right w:val="single" w:sz="6" w:space="0" w:color="000000"/>
-            </w:tcBorders>
+            <w:tcW w:w="4508" w:type="dxa"/>
+            <w:vAlign w:val="center"/>
           </w:tcPr>
           <w:p>
             <w:pPr>
-              <w:widowControl w:val="0"/>
-              <w:autoSpaceDE w:val="0"/>
-              <w:autoSpaceDN w:val="0"/>
-              <w:spacing w:before="84" w:after="0" w:line="240" w:lineRule="auto"/>
-              <w:ind w:left="92"/>
               <w:rPr>
-                <w:rFonts w:ascii="Lucida Sans Unicode" w:eastAsia="Lucida Sans Unicode" w:hAnsi="Lucida Sans Unicode" w:cs="Lucida Sans Unicode"/>
-                <w:sz w:val="21"/>
-                <w:lang w:bidi="ar-SA"/>
+                <w:rFonts w:ascii="Times New Roman" w:hAnsi="Times New Roman" w:cs="Times New Roman"/>
+                <w:sz w:val="28"/>
+                <w:szCs w:val="44"/>
+                <w:lang w:val="en-IN"/>
               </w:rPr>
             </w:pPr>
             <w:r>
               <w:rPr>
-                <w:rFonts w:ascii="Lucida Sans Unicode" w:eastAsia="Lucida Sans Unicode" w:hAnsi="Lucida Sans Unicode" w:cs="Lucida Sans Unicode"/>
-                <w:sz w:val="21"/>
-                <w:lang w:bidi="ar-SA"/>
+                <w:rFonts w:ascii="Times New Roman" w:hAnsi="Times New Roman" w:cs="Times New Roman"/>
+                <w:sz w:val="28"/>
+                <w:szCs w:val="44"/>
+                <w:lang w:val="en-IN"/>
               </w:rPr>
               <w:t>Aashka Shah</w:t>
             </w:r>
@@ -1156,36 +874,29 @@
       </w:tr>
       <w:tr>
         <w:trPr>
-          <w:trHeight w:val="494"/>
+          <w:trHeight w:val="510"/>
+          <w:jc w:val="center"/>
         </w:trPr>
         <w:tc>
           <w:tcPr>
-            <w:tcW w:w="3975" w:type="dxa"/>
-            <w:tcBorders>
-              <w:top w:val="single" w:sz="6" w:space="0" w:color="000000"/>
-              <w:left w:val="single" w:sz="6" w:space="0" w:color="000000"/>
-              <w:bottom w:val="single" w:sz="6" w:space="0" w:color="000000"/>
-              <w:right w:val="single" w:sz="6" w:space="0" w:color="000000"/>
-            </w:tcBorders>
+            <w:tcW w:w="4508" w:type="dxa"/>
+            <w:vAlign w:val="center"/>
           </w:tcPr>
           <w:p>
             <w:pPr>
-              <w:widowControl w:val="0"/>
-              <w:autoSpaceDE w:val="0"/>
-              <w:autoSpaceDN w:val="0"/>
-              <w:spacing w:before="84" w:after="0" w:line="240" w:lineRule="auto"/>
-              <w:ind w:left="97"/>
               <w:rPr>
-                <w:rFonts w:ascii="Lucida Sans Unicode" w:eastAsia="Lucida Sans Unicode" w:hAnsi="Lucida Sans Unicode" w:cs="Lucida Sans Unicode"/>
-                <w:sz w:val="21"/>
-                <w:lang w:bidi="ar-SA"/>
+                <w:rFonts w:ascii="Times New Roman" w:hAnsi="Times New Roman" w:cs="Times New Roman"/>
+                <w:sz w:val="28"/>
+                <w:szCs w:val="44"/>
+                <w:lang w:val="en-IN"/>
               </w:rPr>
             </w:pPr>
             <w:r>
               <w:rPr>
-                <w:rFonts w:ascii="Lucida Sans Unicode" w:eastAsia="Lucida Sans Unicode" w:hAnsi="Lucida Sans Unicode" w:cs="Lucida Sans Unicode"/>
-                <w:sz w:val="21"/>
-                <w:lang w:bidi="ar-SA"/>
+                <w:rFonts w:ascii="Times New Roman" w:hAnsi="Times New Roman" w:cs="Times New Roman"/>
+                <w:sz w:val="28"/>
+                <w:szCs w:val="44"/>
+                <w:lang w:val="en-IN"/>
               </w:rPr>
               <w:t>23IT431</w:t>
             </w:r>
@@ -1193,32 +904,24 @@
         </w:tc>
         <w:tc>
           <w:tcPr>
-            <w:tcW w:w="5085" w:type="dxa"/>
-            <w:tcBorders>
-              <w:top w:val="single" w:sz="6" w:space="0" w:color="000000"/>
-              <w:left w:val="single" w:sz="6" w:space="0" w:color="000000"/>
-              <w:bottom w:val="single" w:sz="6" w:space="0" w:color="000000"/>
-              <w:right w:val="single" w:sz="6" w:space="0" w:color="000000"/>
-            </w:tcBorders>
+            <w:tcW w:w="4508" w:type="dxa"/>
+            <w:vAlign w:val="center"/>
           </w:tcPr>
           <w:p>
             <w:pPr>
-              <w:widowControl w:val="0"/>
-              <w:autoSpaceDE w:val="0"/>
-              <w:autoSpaceDN w:val="0"/>
-              <w:spacing w:before="84" w:after="0" w:line="240" w:lineRule="auto"/>
-              <w:ind w:left="92"/>
               <w:rPr>
-                <w:rFonts w:ascii="Lucida Sans Unicode" w:eastAsia="Lucida Sans Unicode" w:hAnsi="Lucida Sans Unicode" w:cs="Lucida Sans Unicode"/>
-                <w:sz w:val="21"/>
-                <w:lang w:bidi="ar-SA"/>
+                <w:rFonts w:ascii="Times New Roman" w:hAnsi="Times New Roman" w:cs="Times New Roman"/>
+                <w:sz w:val="28"/>
+                <w:szCs w:val="44"/>
+                <w:lang w:val="en-IN"/>
               </w:rPr>
             </w:pPr>
             <w:r>
               <w:rPr>
-                <w:rFonts w:ascii="Lucida Sans Unicode" w:eastAsia="Lucida Sans Unicode" w:hAnsi="Lucida Sans Unicode" w:cs="Lucida Sans Unicode"/>
-                <w:sz w:val="21"/>
-                <w:lang w:bidi="ar-SA"/>
+                <w:rFonts w:ascii="Times New Roman" w:hAnsi="Times New Roman" w:cs="Times New Roman"/>
+                <w:sz w:val="28"/>
+                <w:szCs w:val="44"/>
+                <w:lang w:val="en-IN"/>
               </w:rPr>
               <w:t>Veera Agrawal</w:t>
             </w:r>
@@ -1228,108 +931,149 @@
     </w:tbl>
     <w:p>
       <w:pPr>
-        <w:widowControl w:val="0"/>
-        <w:autoSpaceDE w:val="0"/>
-        <w:autoSpaceDN w:val="0"/>
-        <w:spacing w:before="190" w:after="0" w:line="240" w:lineRule="auto"/>
-        <w:ind w:left="7"/>
+        <w:spacing w:after="120"/>
         <w:rPr>
-          <w:rFonts w:ascii="Lucida Sans Unicode" w:eastAsia="Lucida Sans Unicode" w:hAnsi="Lucida Sans Unicode" w:cs="Lucida Sans Unicode"/>
-          <w:sz w:val="24"/>
-          <w:szCs w:val="24"/>
-          <w:lang w:bidi="ar-SA"/>
+          <w:rFonts w:ascii="Times New Roman" w:hAnsi="Times New Roman" w:cs="Times New Roman"/>
+          <w:sz w:val="28"/>
+          <w:szCs w:val="44"/>
+          <w:lang w:val="en-IN"/>
+        </w:rPr>
+      </w:pPr>
+    </w:p>
+    <w:p>
+      <w:pPr>
+        <w:spacing w:after="120"/>
+        <w:rPr>
+          <w:rFonts w:ascii="Times New Roman" w:hAnsi="Times New Roman" w:cs="Times New Roman"/>
+          <w:sz w:val="28"/>
+          <w:szCs w:val="44"/>
+          <w:lang w:val="en-IN"/>
         </w:rPr>
       </w:pPr>
       <w:r>
         <w:rPr>
-          <w:rFonts w:ascii="Lucida Sans Unicode" w:eastAsia="Lucida Sans Unicode" w:hAnsi="Lucida Sans Unicode" w:cs="Lucida Sans Unicode"/>
-          <w:color w:val="202529"/>
-          <w:spacing w:val="-2"/>
-          <w:sz w:val="24"/>
-          <w:szCs w:val="24"/>
-          <w:lang w:bidi="ar-SA"/>
+          <w:rFonts w:ascii="Times New Roman" w:hAnsi="Times New Roman" w:cs="Times New Roman"/>
+          <w:sz w:val="28"/>
+          <w:szCs w:val="44"/>
+          <w:lang w:val="en-IN"/>
         </w:rPr>
         <w:t>Comment:</w:t>
       </w:r>
     </w:p>
     <w:p>
       <w:pPr>
-        <w:widowControl w:val="0"/>
-        <w:autoSpaceDE w:val="0"/>
-        <w:autoSpaceDN w:val="0"/>
-        <w:spacing w:after="0" w:line="240" w:lineRule="auto"/>
+        <w:spacing w:after="120"/>
         <w:rPr>
-          <w:rFonts w:ascii="Lucida Sans Unicode" w:eastAsia="Lucida Sans Unicode" w:hAnsi="Lucida Sans Unicode" w:cs="Lucida Sans Unicode"/>
-          <w:sz w:val="19"/>
-          <w:szCs w:val="24"/>
-          <w:lang w:bidi="ar-SA"/>
+          <w:rFonts w:ascii="Times New Roman" w:hAnsi="Times New Roman" w:cs="Times New Roman"/>
+          <w:sz w:val="28"/>
+          <w:szCs w:val="44"/>
+          <w:lang w:val="en-IN"/>
         </w:rPr>
       </w:pPr>
     </w:p>
     <w:p>
       <w:pPr>
-        <w:widowControl w:val="0"/>
-        <w:autoSpaceDE w:val="0"/>
-        <w:autoSpaceDN w:val="0"/>
-        <w:spacing w:after="0" w:line="240" w:lineRule="auto"/>
+        <w:spacing w:after="120"/>
         <w:rPr>
-          <w:rFonts w:ascii="Lucida Sans Unicode" w:eastAsia="Lucida Sans Unicode" w:hAnsi="Lucida Sans Unicode" w:cs="Lucida Sans Unicode"/>
-          <w:sz w:val="19"/>
-          <w:szCs w:val="24"/>
-          <w:lang w:bidi="ar-SA"/>
+          <w:rFonts w:ascii="Times New Roman" w:hAnsi="Times New Roman" w:cs="Times New Roman"/>
+          <w:sz w:val="28"/>
+          <w:szCs w:val="44"/>
+          <w:lang w:val="en-IN"/>
         </w:rPr>
       </w:pPr>
     </w:p>
     <w:p>
       <w:pPr>
-        <w:widowControl w:val="0"/>
-        <w:autoSpaceDE w:val="0"/>
-        <w:autoSpaceDN w:val="0"/>
-        <w:spacing w:before="117" w:after="0" w:line="240" w:lineRule="auto"/>
+        <w:spacing w:after="120"/>
+        <w:jc w:val="right"/>
         <w:rPr>
-          <w:rFonts w:ascii="Lucida Sans Unicode" w:eastAsia="Lucida Sans Unicode" w:hAnsi="Lucida Sans Unicode" w:cs="Lucida Sans Unicode"/>
-          <w:sz w:val="19"/>
-          <w:szCs w:val="24"/>
-          <w:lang w:bidi="ar-SA"/>
+          <w:rFonts w:ascii="Times New Roman" w:hAnsi="Times New Roman" w:cs="Times New Roman"/>
+          <w:sz w:val="28"/>
+          <w:szCs w:val="44"/>
+          <w:lang w:val="en-IN"/>
         </w:rPr>
       </w:pPr>
     </w:p>
     <w:p>
       <w:pPr>
-        <w:widowControl w:val="0"/>
-        <w:autoSpaceDE w:val="0"/>
-        <w:autoSpaceDN w:val="0"/>
-        <w:spacing w:after="0" w:line="228" w:lineRule="auto"/>
-        <w:ind w:left="6083" w:right="752" w:firstLine="22"/>
-        <w:jc w:val="both"/>
+        <w:spacing w:after="120"/>
+        <w:jc w:val="right"/>
         <w:rPr>
-          <w:rFonts w:ascii="Lucida Sans Unicode" w:eastAsia="Lucida Sans Unicode" w:hAnsi="Lucida Sans Unicode" w:cs="Lucida Sans Unicode"/>
-          <w:sz w:val="19"/>
-          <w:lang w:bidi="ar-SA"/>
+          <w:rFonts w:ascii="Times New Roman" w:hAnsi="Times New Roman" w:cs="Times New Roman"/>
+          <w:sz w:val="28"/>
+          <w:szCs w:val="44"/>
+          <w:lang w:val="en-IN"/>
+        </w:rPr>
+      </w:pPr>
+    </w:p>
+    <w:p>
+      <w:pPr>
+        <w:spacing w:after="120"/>
+        <w:jc w:val="right"/>
+        <w:rPr>
+          <w:rFonts w:ascii="Times New Roman" w:hAnsi="Times New Roman" w:cs="Times New Roman"/>
+          <w:sz w:val="28"/>
+          <w:szCs w:val="44"/>
+          <w:lang w:val="en-IN"/>
+        </w:rPr>
+      </w:pPr>
+    </w:p>
+    <w:p>
+      <w:pPr>
+        <w:spacing w:after="120"/>
+        <w:jc w:val="right"/>
+        <w:rPr>
+          <w:rFonts w:ascii="Times New Roman" w:hAnsi="Times New Roman" w:cs="Times New Roman"/>
+          <w:sz w:val="28"/>
+          <w:szCs w:val="44"/>
+          <w:lang w:val="en-IN"/>
+        </w:rPr>
+      </w:pPr>
+    </w:p>
+    <w:p>
+      <w:pPr>
+        <w:spacing w:after="120"/>
+        <w:jc w:val="right"/>
+        <w:rPr>
+          <w:rFonts w:ascii="Times New Roman" w:hAnsi="Times New Roman" w:cs="Times New Roman"/>
+          <w:sz w:val="28"/>
+          <w:szCs w:val="44"/>
+          <w:lang w:val="en-IN"/>
         </w:rPr>
       </w:pPr>
       <w:r>
         <w:rPr>
-          <w:rFonts w:ascii="Lucida Sans Unicode" w:eastAsia="Lucida Sans Unicode" w:hAnsi="Lucida Sans Unicode" w:cs="Lucida Sans Unicode"/>
-          <w:color w:val="202529"/>
-          <w:sz w:val="19"/>
-          <w:lang w:bidi="ar-SA"/>
+          <w:rFonts w:ascii="Times New Roman" w:hAnsi="Times New Roman" w:cs="Times New Roman"/>
+          <w:sz w:val="28"/>
+          <w:szCs w:val="44"/>
+          <w:lang w:val="en-IN"/>
         </w:rPr>
-        <w:t xml:space="preserve">Faculty Guide Signature </w:t>
+        <w:t>Faculty Guide Signature</w:t>
       </w:r>
     </w:p>
     <w:p>
       <w:pPr>
-        <w:widowControl w:val="0"/>
-        <w:autoSpaceDE w:val="0"/>
-        <w:autoSpaceDN w:val="0"/>
-        <w:spacing w:before="108" w:after="0" w:line="240" w:lineRule="auto"/>
         <w:rPr>
-          <w:rFonts w:ascii="Lucida Sans Unicode" w:eastAsia="Lucida Sans Unicode" w:hAnsi="Lucida Sans Unicode" w:cs="Lucida Sans Unicode"/>
-          <w:sz w:val="19"/>
-          <w:szCs w:val="24"/>
-          <w:lang w:bidi="ar-SA"/>
+          <w:rFonts w:ascii="Times New Roman" w:hAnsi="Times New Roman" w:cs="Times New Roman"/>
+          <w:bCs/>
+          <w:sz w:val="32"/>
+          <w:szCs w:val="44"/>
+          <w:lang w:val="en-IN"/>
         </w:rPr>
+        <w:sectPr>
+          <w:footerReference w:type="default" r:id="rId9"/>
+          <w:pgSz w:w="11906" w:h="16838"/>
+          <w:pgMar w:top="1440" w:right="1440" w:bottom="1440" w:left="1440" w:header="708" w:footer="708" w:gutter="0"/>
+          <w:pgBorders w:offsetFrom="page">
+            <w:top w:val="single" w:sz="12" w:space="24" w:color="auto"/>
+            <w:left w:val="single" w:sz="12" w:space="24" w:color="auto"/>
+            <w:bottom w:val="single" w:sz="12" w:space="24" w:color="auto"/>
+            <w:right w:val="single" w:sz="12" w:space="24" w:color="auto"/>
+          </w:pgBorders>
+          <w:pgNumType w:start="1"/>
+          <w:cols w:space="720"/>
+          <w:docGrid w:linePitch="360"/>
+        </w:sectPr>
       </w:pPr>
     </w:p>
     <w:p>
@@ -1419,7 +1163,28 @@
                               <w:fldChar w:fldCharType="begin"/>
                             </w:r>
                             <w:r>
-                              <w:instrText xml:space="preserve"> SEQ Figure \* ARABIC </w:instrText>
+                              <w:instrText xml:space="preserve"> STYLEREF 1 \s </w:instrText>
+                            </w:r>
+                            <w:r>
+                              <w:fldChar w:fldCharType="separate"/>
+                            </w:r>
+                            <w:r>
+                              <w:rPr>
+                                <w:noProof/>
+                              </w:rPr>
+                              <w:t>1</w:t>
+                            </w:r>
+                            <w:r>
+                              <w:fldChar w:fldCharType="end"/>
+                            </w:r>
+                            <w:r>
+                              <w:t>.</w:t>
+                            </w:r>
+                            <w:r>
+                              <w:fldChar w:fldCharType="begin"/>
+                            </w:r>
+                            <w:r>
+                              <w:instrText xml:space="preserve"> SEQ Figure \* ARABIC \s 1 </w:instrText>
                             </w:r>
                             <w:r>
                               <w:fldChar w:fldCharType="separate"/>
@@ -1457,7 +1222,7 @@
                 <v:stroke joinstyle="miter"/>
                 <v:path gradientshapeok="t" o:connecttype="rect"/>
               </v:shapetype>
-              <v:shape id="Text Box 1" o:spid="_x0000_s1026" type="#_x0000_t202" style="position:absolute;left:0;text-align:left;margin-left:57.65pt;margin-top:662.4pt;width:336.5pt;height:.05pt;z-index:251695104;visibility:visible;mso-wrap-style:square;mso-wrap-distance-left:9pt;mso-wrap-distance-top:0;mso-wrap-distance-right:9pt;mso-wrap-distance-bottom:0;mso-position-horizontal:absolute;mso-position-horizontal-relative:text;mso-position-vertical:absolute;mso-position-vertical-relative:text;v-text-anchor:top" o:gfxdata="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" stroked="f">
+              <v:shape id="Text Box 1" o:spid="_x0000_s1026" type="#_x0000_t202" style="position:absolute;left:0;text-align:left;margin-left:57.65pt;margin-top:662.4pt;width:336.5pt;height:.05pt;z-index:251695104;visibility:visible;mso-wrap-style:square;mso-wrap-distance-left:9pt;mso-wrap-distance-top:0;mso-wrap-distance-right:9pt;mso-wrap-distance-bottom:0;mso-position-horizontal:absolute;mso-position-horizontal-relative:text;mso-position-vertical:absolute;mso-position-vertical-relative:text;v-text-anchor:top" o:gfxdata="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" stroked="f">
                 <v:textbox style="mso-fit-shape-to-text:t" inset="0,0,0,0">
                   <w:txbxContent>
                     <w:p>
@@ -1479,7 +1244,28 @@
                         <w:fldChar w:fldCharType="begin"/>
                       </w:r>
                       <w:r>
-                        <w:instrText xml:space="preserve"> SEQ Figure \* ARABIC </w:instrText>
+                        <w:instrText xml:space="preserve"> STYLEREF 1 \s </w:instrText>
+                      </w:r>
+                      <w:r>
+                        <w:fldChar w:fldCharType="separate"/>
+                      </w:r>
+                      <w:r>
+                        <w:rPr>
+                          <w:noProof/>
+                        </w:rPr>
+                        <w:t>1</w:t>
+                      </w:r>
+                      <w:r>
+                        <w:fldChar w:fldCharType="end"/>
+                      </w:r>
+                      <w:r>
+                        <w:t>.</w:t>
+                      </w:r>
+                      <w:r>
+                        <w:fldChar w:fldCharType="begin"/>
+                      </w:r>
+                      <w:r>
+                        <w:instrText xml:space="preserve"> SEQ Figure \* ARABIC \s 1 </w:instrText>
                       </w:r>
                       <w:r>
                         <w:fldChar w:fldCharType="separate"/>
@@ -1511,7 +1297,7 @@
         <mc:AlternateContent>
           <mc:Choice Requires="wpg">
             <w:drawing>
-              <wp:anchor distT="0" distB="0" distL="114300" distR="114300" simplePos="0" relativeHeight="251693056" behindDoc="0" locked="0" layoutInCell="1" allowOverlap="1" wp14:anchorId="2CE2920F" wp14:editId="196BC6C9">
+              <wp:anchor distT="0" distB="0" distL="114300" distR="114300" simplePos="0" relativeHeight="251693056" behindDoc="0" locked="0" layoutInCell="1" allowOverlap="1" wp14:anchorId="2CE2920F" wp14:editId="172125F3">
                 <wp:simplePos x="0" y="0"/>
                 <wp:positionH relativeFrom="margin">
                   <wp:align>center</wp:align>
@@ -2667,10 +2453,10 @@
           </mc:Choice>
           <mc:Fallback>
             <w:pict>
-              <v:group w14:anchorId="2CE2920F" id="Group 17" o:spid="_x0000_s1027" style="position:absolute;left:0;text-align:left;margin-left:0;margin-top:36pt;width:336.5pt;height:621.9pt;z-index:251693056;mso-position-horizontal:center;mso-position-horizontal-relative:margin" coordsize="42735,78981" o:gfxdata="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">
-                <v:group id="Group 15" o:spid="_x0000_s1028" style="position:absolute;width:42735;height:78981" coordsize="42735,78981" o:gfxdata="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">
-                  <v:group id="Group 14" o:spid="_x0000_s1029" style="position:absolute;width:42735;height:78981" coordsize="42735,78981" o:gfxdata="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">
-                    <v:roundrect id="Rectangle: Rounded Corners 4" o:spid="_x0000_s1030" style="position:absolute;left:11212;width:20150;height:4741;visibility:visible;mso-wrap-style:square;v-text-anchor:middle" arcsize="10923f" o:gfxdata="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" fillcolor="#bfb1d0 [1623]" stroked="f">
+              <v:group w14:anchorId="2CE2920F" id="Group 17" o:spid="_x0000_s1027" style="position:absolute;left:0;text-align:left;margin-left:0;margin-top:36pt;width:336.5pt;height:621.9pt;z-index:251693056;mso-position-horizontal:center;mso-position-horizontal-relative:margin" coordsize="42735,78981" o:gfxdata="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">
+                <v:group id="Group 15" o:spid="_x0000_s1028" style="position:absolute;width:42735;height:78981" coordsize="42735,78981" o:gfxdata="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">
+                  <v:group id="Group 14" o:spid="_x0000_s1029" style="position:absolute;width:42735;height:78981" coordsize="42735,78981" o:gfxdata="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">
+                    <v:roundrect id="Rectangle: Rounded Corners 4" o:spid="_x0000_s1030" style="position:absolute;left:11212;width:20150;height:4741;visibility:visible;mso-wrap-style:square;v-text-anchor:middle" arcsize="10923f" o:gfxdata="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" fillcolor="#bfb1d0 [1623]" stroked="f">
                       <v:fill color2="#ece7f1 [503]" rotate="t" angle="180" colors="0 #c9b5e8;22938f #d9cbee;1 #f0eaf9" focus="100%" type="gradient"/>
                       <v:shadow on="t" color="black" opacity="24903f" origin=",.5" offset="0,.55556mm"/>
                       <v:textbox>
@@ -2697,7 +2483,7 @@
                         </w:txbxContent>
                       </v:textbox>
                     </v:roundrect>
-                    <v:roundrect id="Rectangle: Rounded Corners 4" o:spid="_x0000_s1031" style="position:absolute;left:11212;top:6749;width:20150;height:4741;visibility:visible;mso-wrap-style:square;v-text-anchor:middle" arcsize="10923f" o:gfxdata="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" fillcolor="#bfb1d0 [1623]" stroked="f">
+                    <v:roundrect id="Rectangle: Rounded Corners 4" o:spid="_x0000_s1031" style="position:absolute;left:11212;top:6749;width:20150;height:4741;visibility:visible;mso-wrap-style:square;v-text-anchor:middle" arcsize="10923f" o:gfxdata="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" fillcolor="#bfb1d0 [1623]" stroked="f">
                       <v:fill color2="#ece7f1 [503]" rotate="t" angle="180" colors="0 #c9b5e8;22938f #d9cbee;1 #f0eaf9" focus="100%" type="gradient"/>
                       <v:shadow on="t" color="black" opacity="24903f" origin=",.5" offset="0,.55556mm"/>
                       <v:textbox>
@@ -2724,8 +2510,8 @@
                         </w:txbxContent>
                       </v:textbox>
                     </v:roundrect>
-                    <v:group id="Group 10" o:spid="_x0000_s1032" style="position:absolute;top:13716;width:42735;height:40005" coordsize="42735,40005" o:gfxdata="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">
-                      <v:roundrect id="Rectangle: Rounded Corners 4" o:spid="_x0000_s1033" style="position:absolute;width:42735;height:40005;visibility:visible;mso-wrap-style:square;v-text-anchor:top" arcsize="10923f" o:gfxdata="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" fillcolor="#bfb1d0 [1623]" stroked="f">
+                    <v:group id="Group 10" o:spid="_x0000_s1032" style="position:absolute;top:13716;width:42735;height:40005" coordsize="42735,40005" o:gfxdata="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">
+                      <v:roundrect id="Rectangle: Rounded Corners 4" o:spid="_x0000_s1033" style="position:absolute;width:42735;height:40005;visibility:visible;mso-wrap-style:square;v-text-anchor:top" arcsize="10923f" o:gfxdata="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" fillcolor="#bfb1d0 [1623]" stroked="f">
                         <v:fill color2="#ece7f1 [503]" rotate="t" angle="180" colors="0 #c9b5e8;22938f #d9cbee;1 #f0eaf9" focus="100%" type="gradient"/>
                         <v:shadow on="t" color="black" opacity="24903f" origin=",.5" offset="0,.55556mm"/>
                         <v:textbox>
@@ -2763,7 +2549,7 @@
                           </w:txbxContent>
                         </v:textbox>
                       </v:roundrect>
-                      <v:roundrect id="Rectangle: Rounded Corners 4" o:spid="_x0000_s1034" style="position:absolute;left:4064;top:25734;width:20148;height:4737;visibility:visible;mso-wrap-style:square;v-text-anchor:middle" arcsize="10923f" o:gfxdata="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" fillcolor="#a7bfde [1620]" stroked="f">
+                      <v:roundrect id="Rectangle: Rounded Corners 4" o:spid="_x0000_s1034" style="position:absolute;left:4064;top:25734;width:20148;height:4737;visibility:visible;mso-wrap-style:square;v-text-anchor:middle" arcsize="10923f" o:gfxdata="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" fillcolor="#a7bfde [1620]" stroked="f">
                         <v:fill color2="#e4ecf5 [500]" rotate="t" angle="180" colors="0 #a3c4ff;22938f #bfd5ff;1 #e5eeff" focus="100%" type="gradient"/>
                         <v:shadow on="t" color="black" opacity="24903f" origin=",.5" offset="0,.55556mm"/>
                         <v:textbox>
@@ -2790,7 +2576,7 @@
                           </w:txbxContent>
                         </v:textbox>
                       </v:roundrect>
-                      <v:roundrect id="Rectangle: Rounded Corners 4" o:spid="_x0000_s1035" style="position:absolute;left:4064;top:19177;width:20148;height:4737;visibility:visible;mso-wrap-style:square;v-text-anchor:middle" arcsize="10923f" o:gfxdata="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" fillcolor="#a7bfde [1620]" stroked="f">
+                      <v:roundrect id="Rectangle: Rounded Corners 4" o:spid="_x0000_s1035" style="position:absolute;left:4064;top:19177;width:20148;height:4737;visibility:visible;mso-wrap-style:square;v-text-anchor:middle" arcsize="10923f" o:gfxdata="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" fillcolor="#a7bfde [1620]" stroked="f">
                         <v:fill color2="#e4ecf5 [500]" rotate="t" angle="180" colors="0 #a3c4ff;22938f #bfd5ff;1 #e5eeff" focus="100%" type="gradient"/>
                         <v:shadow on="t" color="black" opacity="24903f" origin=",.5" offset="0,.55556mm"/>
                         <v:textbox>
@@ -2817,7 +2603,7 @@
                           </w:txbxContent>
                         </v:textbox>
                       </v:roundrect>
-                      <v:roundrect id="Rectangle: Rounded Corners 4" o:spid="_x0000_s1036" style="position:absolute;left:3937;top:12827;width:20148;height:4737;visibility:visible;mso-wrap-style:square;v-text-anchor:middle" arcsize="10923f" o:gfxdata="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" fillcolor="#a7bfde [1620]" stroked="f">
+                      <v:roundrect id="Rectangle: Rounded Corners 4" o:spid="_x0000_s1036" style="position:absolute;left:3937;top:12827;width:20148;height:4737;visibility:visible;mso-wrap-style:square;v-text-anchor:middle" arcsize="10923f" o:gfxdata="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" fillcolor="#a7bfde [1620]" stroked="f">
                         <v:fill color2="#e4ecf5 [500]" rotate="t" angle="180" colors="0 #a3c4ff;22938f #bfd5ff;1 #e5eeff" focus="100%" type="gradient"/>
                         <v:shadow on="t" color="black" opacity="24903f" origin=",.5" offset="0,.55556mm"/>
                         <v:textbox>
@@ -2844,7 +2630,7 @@
                           </w:txbxContent>
                         </v:textbox>
                       </v:roundrect>
-                      <v:roundrect id="Rectangle: Rounded Corners 4" o:spid="_x0000_s1037" style="position:absolute;left:4064;top:6350;width:20148;height:4737;visibility:visible;mso-wrap-style:square;v-text-anchor:middle" arcsize="10923f" o:gfxdata="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" fillcolor="#a7bfde [1620]" stroked="f">
+                      <v:roundrect id="Rectangle: Rounded Corners 4" o:spid="_x0000_s1037" style="position:absolute;left:4064;top:6350;width:20148;height:4737;visibility:visible;mso-wrap-style:square;v-text-anchor:middle" arcsize="10923f" o:gfxdata="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" fillcolor="#a7bfde [1620]" stroked="f">
                         <v:fill color2="#e4ecf5 [500]" rotate="t" angle="180" colors="0 #a3c4ff;22938f #bfd5ff;1 #e5eeff" focus="100%" type="gradient"/>
                         <v:shadow on="t" color="black" opacity="24903f" origin=",.5" offset="0,.55556mm"/>
                         <v:textbox>
@@ -2871,7 +2657,7 @@
                           </w:txbxContent>
                         </v:textbox>
                       </v:roundrect>
-                      <v:roundrect id="Rectangle: Rounded Corners 4" o:spid="_x0000_s1038" style="position:absolute;left:4064;top:32004;width:20148;height:4737;visibility:visible;mso-wrap-style:square;v-text-anchor:middle" arcsize="10923f" o:gfxdata="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" fillcolor="#a7bfde [1620]" stroked="f">
+                      <v:roundrect id="Rectangle: Rounded Corners 4" o:spid="_x0000_s1038" style="position:absolute;left:4064;top:32004;width:20148;height:4737;visibility:visible;mso-wrap-style:square;v-text-anchor:middle" arcsize="10923f" o:gfxdata="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" fillcolor="#a7bfde [1620]" stroked="f">
                         <v:fill color2="#e4ecf5 [500]" rotate="t" angle="180" colors="0 #a3c4ff;22938f #bfd5ff;1 #e5eeff" focus="100%" type="gradient"/>
                         <v:shadow on="t" color="black" opacity="24903f" origin=",.5" offset="0,.55556mm"/>
                         <v:textbox>
@@ -2898,7 +2684,7 @@
                           </w:txbxContent>
                         </v:textbox>
                       </v:roundrect>
-                      <v:roundrect id="Rectangle: Rounded Corners 4" o:spid="_x0000_s1039" style="position:absolute;left:26289;top:6350;width:12573;height:30391;visibility:visible;mso-wrap-style:square;v-text-anchor:middle" arcsize="10923f" o:gfxdata="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" fillcolor="#a7bfde [1620]" stroked="f">
+                      <v:roundrect id="Rectangle: Rounded Corners 4" o:spid="_x0000_s1039" style="position:absolute;left:26289;top:6350;width:12573;height:30391;visibility:visible;mso-wrap-style:square;v-text-anchor:middle" arcsize="10923f" o:gfxdata="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" fillcolor="#a7bfde [1620]" stroked="f">
                         <v:fill color2="#e4ecf5 [500]" rotate="t" angle="180" colors="0 #a3c4ff;22938f #bfd5ff;1 #e5eeff" focus="100%" type="gradient"/>
                         <v:shadow on="t" color="black" opacity="24903f" origin=",.5" offset="0,.55556mm"/>
                         <v:textbox>
@@ -2926,8 +2712,8 @@
                         </v:textbox>
                       </v:roundrect>
                     </v:group>
-                    <v:group id="Group 9" o:spid="_x0000_s1040" style="position:absolute;left:7837;top:55734;width:27051;height:9690" coordsize="27051,9690" o:gfxdata="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">
-                      <v:roundrect id="Rectangle: Rounded Corners 4" o:spid="_x0000_s1041" style="position:absolute;width:27051;height:9690;visibility:visible;mso-wrap-style:square;v-text-anchor:top" arcsize="10923f" o:gfxdata="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" fillcolor="#bfb1d0 [1623]" stroked="f">
+                    <v:group id="Group 9" o:spid="_x0000_s1040" style="position:absolute;left:7837;top:55734;width:27051;height:9690" coordsize="27051,9690" o:gfxdata="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">
+                      <v:roundrect id="Rectangle: Rounded Corners 4" o:spid="_x0000_s1041" style="position:absolute;width:27051;height:9690;visibility:visible;mso-wrap-style:square;v-text-anchor:top" arcsize="10923f" o:gfxdata="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" fillcolor="#bfb1d0 [1623]" stroked="f">
                         <v:fill color2="#ece7f1 [503]" rotate="t" angle="180" colors="0 #c9b5e8;22938f #d9cbee;1 #f0eaf9" focus="100%" type="gradient"/>
                         <v:shadow on="t" color="black" opacity="24903f" origin=",.5" offset="0,.55556mm"/>
                         <v:textbox>
@@ -2954,7 +2740,7 @@
                           </w:txbxContent>
                         </v:textbox>
                       </v:roundrect>
-                      <v:roundrect id="Rectangle: Rounded Corners 4" o:spid="_x0000_s1042" style="position:absolute;left:3048;top:4000;width:20148;height:4737;visibility:visible;mso-wrap-style:square;v-text-anchor:middle" arcsize="10923f" o:gfxdata="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" fillcolor="#a7bfde [1620]" stroked="f">
+                      <v:roundrect id="Rectangle: Rounded Corners 4" o:spid="_x0000_s1042" style="position:absolute;left:3048;top:4000;width:20148;height:4737;visibility:visible;mso-wrap-style:square;v-text-anchor:middle" arcsize="10923f" o:gfxdata="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" fillcolor="#a7bfde [1620]" stroked="f">
                         <v:fill color2="#e4ecf5 [500]" rotate="t" angle="180" colors="0 #a3c4ff;22938f #bfd5ff;1 #e5eeff" focus="100%" type="gradient"/>
                         <v:shadow on="t" color="black" opacity="24903f" origin=",.5" offset="0,.55556mm"/>
                         <v:textbox>
@@ -2982,7 +2768,7 @@
                         </v:textbox>
                       </v:roundrect>
                     </v:group>
-                    <v:roundrect id="Rectangle: Rounded Corners 4" o:spid="_x0000_s1043" style="position:absolute;left:11212;top:67382;width:20150;height:4741;visibility:visible;mso-wrap-style:square;v-text-anchor:middle" arcsize="10923f" o:gfxdata="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" fillcolor="#bfb1d0 [1623]" stroked="f">
+                    <v:roundrect id="Rectangle: Rounded Corners 4" o:spid="_x0000_s1043" style="position:absolute;left:11212;top:67382;width:20150;height:4741;visibility:visible;mso-wrap-style:square;v-text-anchor:middle" arcsize="10923f" o:gfxdata="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" fillcolor="#bfb1d0 [1623]" stroked="f">
                       <v:fill color2="#ece7f1 [503]" rotate="t" angle="180" colors="0 #c9b5e8;22938f #d9cbee;1 #f0eaf9" focus="100%" type="gradient"/>
                       <v:shadow on="t" color="black" opacity="24903f" origin=",.5" offset="0,.55556mm"/>
                       <v:textbox>
@@ -3009,7 +2795,7 @@
                         </w:txbxContent>
                       </v:textbox>
                     </v:roundrect>
-                    <v:roundrect id="Rectangle: Rounded Corners 4" o:spid="_x0000_s1044" style="position:absolute;left:11212;top:74240;width:20150;height:4741;visibility:visible;mso-wrap-style:square;v-text-anchor:middle" arcsize="10923f" o:gfxdata="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" fillcolor="#bfb1d0 [1623]" stroked="f">
+                    <v:roundrect id="Rectangle: Rounded Corners 4" o:spid="_x0000_s1044" style="position:absolute;left:11212;top:74240;width:20150;height:4741;visibility:visible;mso-wrap-style:square;v-text-anchor:middle" arcsize="10923f" o:gfxdata="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" fillcolor="#bfb1d0 [1623]" stroked="f">
                       <v:fill color2="#ece7f1 [503]" rotate="t" angle="180" colors="0 #c9b5e8;22938f #d9cbee;1 #f0eaf9" focus="100%" type="gradient"/>
                       <v:shadow on="t" color="black" opacity="24903f" origin=",.5" offset="0,.55556mm"/>
                       <v:textbox>
@@ -3052,41 +2838,41 @@
                         <v:h position="#0,#1" xrange="0,21600" yrange="0,10800"/>
                       </v:handles>
                     </v:shapetype>
-                    <v:shape id="Arrow: Right 12" o:spid="_x0000_s1045" type="#_x0000_t13" style="position:absolute;left:20491;top:4980;width:2045;height:1524;rotation:90;visibility:visible;mso-wrap-style:square;v-text-anchor:middle" o:gfxdata="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" adj="13550" fillcolor="#bfb1d0 [1623]" strokecolor="#795d9b [3047]">
+                    <v:shape id="Arrow: Right 12" o:spid="_x0000_s1045" type="#_x0000_t13" style="position:absolute;left:20491;top:4980;width:2045;height:1524;rotation:90;visibility:visible;mso-wrap-style:square;v-text-anchor:middle" o:gfxdata="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" adj="13550" fillcolor="#bfb1d0 [1623]" strokecolor="#795d9b [3047]">
                       <v:fill color2="#ece7f1 [503]" rotate="t" angle="180" colors="0 #c9b5e8;22938f #d9cbee;1 #f0eaf9" focus="100%" type="gradient"/>
                       <v:shadow on="t" color="black" opacity="24903f" origin=",.5" offset="0,.55556mm"/>
                     </v:shape>
-                    <v:shape id="Arrow: Right 12" o:spid="_x0000_s1046" type="#_x0000_t13" style="position:absolute;left:20491;top:11838;width:2045;height:1524;rotation:90;visibility:visible;mso-wrap-style:square;v-text-anchor:middle" o:gfxdata="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" adj="13550" fillcolor="#bfb1d0 [1623]" strokecolor="#795d9b [3047]">
+                    <v:shape id="Arrow: Right 12" o:spid="_x0000_s1046" type="#_x0000_t13" style="position:absolute;left:20491;top:11838;width:2045;height:1524;rotation:90;visibility:visible;mso-wrap-style:square;v-text-anchor:middle" o:gfxdata="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" adj="13550" fillcolor="#bfb1d0 [1623]" strokecolor="#795d9b [3047]">
                       <v:fill color2="#ece7f1 [503]" rotate="t" angle="180" colors="0 #c9b5e8;22938f #d9cbee;1 #f0eaf9" focus="100%" type="gradient"/>
                       <v:shadow on="t" color="black" opacity="24903f" origin=",.5" offset="0,.55556mm"/>
                     </v:shape>
-                    <v:shape id="Arrow: Right 12" o:spid="_x0000_s1047" type="#_x0000_t13" style="position:absolute;left:20491;top:72472;width:2045;height:1524;rotation:90;visibility:visible;mso-wrap-style:square;v-text-anchor:middle" o:gfxdata="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" adj="13550" fillcolor="#bfb1d0 [1623]" strokecolor="#795d9b [3047]">
+                    <v:shape id="Arrow: Right 12" o:spid="_x0000_s1047" type="#_x0000_t13" style="position:absolute;left:20491;top:72472;width:2045;height:1524;rotation:90;visibility:visible;mso-wrap-style:square;v-text-anchor:middle" o:gfxdata="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" adj="13550" fillcolor="#bfb1d0 [1623]" strokecolor="#795d9b [3047]">
                       <v:fill color2="#ece7f1 [503]" rotate="t" angle="180" colors="0 #c9b5e8;22938f #d9cbee;1 #f0eaf9" focus="100%" type="gradient"/>
                       <v:shadow on="t" color="black" opacity="24903f" origin=",.5" offset="0,.55556mm"/>
                     </v:shape>
                   </v:group>
-                  <v:shape id="Arrow: Right 12" o:spid="_x0000_s1048" type="#_x0000_t13" style="position:absolute;left:13198;top:25119;width:2045;height:1524;rotation:90;visibility:visible;mso-wrap-style:square;v-text-anchor:middle" o:gfxdata="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" adj="13550" fillcolor="#a7bfde [1620]" strokecolor="#4579b8 [3044]">
+                  <v:shape id="Arrow: Right 12" o:spid="_x0000_s1048" type="#_x0000_t13" style="position:absolute;left:13198;top:25119;width:2045;height:1524;rotation:90;visibility:visible;mso-wrap-style:square;v-text-anchor:middle" o:gfxdata="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" adj="13550" fillcolor="#a7bfde [1620]" strokecolor="#4579b8 [3044]">
                     <v:fill color2="#e4ecf5 [500]" rotate="t" angle="180" colors="0 #a3c4ff;22938f #bfd5ff;1 #e5eeff" focus="100%" type="gradient"/>
                     <v:shadow on="t" color="black" opacity="24903f" origin=",.5" offset="0,.55556mm"/>
                   </v:shape>
-                  <v:shape id="Arrow: Right 12" o:spid="_x0000_s1049" type="#_x0000_t13" style="position:absolute;left:13090;top:31541;width:2044;height:1524;rotation:90;visibility:visible;mso-wrap-style:square;v-text-anchor:middle" o:gfxdata="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" adj="13550" fillcolor="#a7bfde [1620]" strokecolor="#4579b8 [3044]">
+                  <v:shape id="Arrow: Right 12" o:spid="_x0000_s1049" type="#_x0000_t13" style="position:absolute;left:13090;top:31541;width:2044;height:1524;rotation:90;visibility:visible;mso-wrap-style:square;v-text-anchor:middle" o:gfxdata="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" adj="13550" fillcolor="#a7bfde [1620]" strokecolor="#4579b8 [3044]">
                     <v:fill color2="#e4ecf5 [500]" rotate="t" angle="180" colors="0 #a3c4ff;22938f #bfd5ff;1 #e5eeff" focus="100%" type="gradient"/>
                     <v:shadow on="t" color="black" opacity="24903f" origin=",.5" offset="0,.55556mm"/>
                   </v:shape>
-                  <v:shape id="Arrow: Right 12" o:spid="_x0000_s1050" type="#_x0000_t13" style="position:absolute;left:12980;top:37964;width:2045;height:1524;rotation:90;visibility:visible;mso-wrap-style:square;v-text-anchor:middle" o:gfxdata="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" adj="13550" fillcolor="#a7bfde [1620]" strokecolor="#4579b8 [3044]">
+                  <v:shape id="Arrow: Right 12" o:spid="_x0000_s1050" type="#_x0000_t13" style="position:absolute;left:12980;top:37964;width:2045;height:1524;rotation:90;visibility:visible;mso-wrap-style:square;v-text-anchor:middle" o:gfxdata="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" adj="13550" fillcolor="#a7bfde [1620]" strokecolor="#4579b8 [3044]">
                     <v:fill color2="#e4ecf5 [500]" rotate="t" angle="180" colors="0 #a3c4ff;22938f #bfd5ff;1 #e5eeff" focus="100%" type="gradient"/>
                     <v:shadow on="t" color="black" opacity="24903f" origin=",.5" offset="0,.55556mm"/>
                   </v:shape>
-                  <v:shape id="Arrow: Right 12" o:spid="_x0000_s1051" type="#_x0000_t13" style="position:absolute;left:13090;top:44495;width:2044;height:1524;rotation:90;visibility:visible;mso-wrap-style:square;v-text-anchor:middle" o:gfxdata="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" adj="13550" fillcolor="#a7bfde [1620]" strokecolor="#4579b8 [3044]">
+                  <v:shape id="Arrow: Right 12" o:spid="_x0000_s1051" type="#_x0000_t13" style="position:absolute;left:13090;top:44495;width:2044;height:1524;rotation:90;visibility:visible;mso-wrap-style:square;v-text-anchor:middle" o:gfxdata="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" adj="13550" fillcolor="#a7bfde [1620]" strokecolor="#4579b8 [3044]">
                     <v:fill color2="#e4ecf5 [500]" rotate="t" angle="180" colors="0 #a3c4ff;22938f #bfd5ff;1 #e5eeff" focus="100%" type="gradient"/>
                     <v:shadow on="t" color="black" opacity="24903f" origin=",.5" offset="0,.55556mm"/>
                   </v:shape>
                 </v:group>
-                <v:shape id="Arrow: Right 12" o:spid="_x0000_s1052" type="#_x0000_t13" style="position:absolute;left:20492;top:65722;width:2044;height:1524;rotation:90;visibility:visible;mso-wrap-style:square;v-text-anchor:middle" o:gfxdata="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" adj="13550" fillcolor="#bfb1d0 [1623]" strokecolor="#795d9b [3047]">
+                <v:shape id="Arrow: Right 12" o:spid="_x0000_s1052" type="#_x0000_t13" style="position:absolute;left:20492;top:65722;width:2044;height:1524;rotation:90;visibility:visible;mso-wrap-style:square;v-text-anchor:middle" o:gfxdata="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" adj="13550" fillcolor="#bfb1d0 [1623]" strokecolor="#795d9b [3047]">
                   <v:fill color2="#ece7f1 [503]" rotate="t" angle="180" colors="0 #c9b5e8;22938f #d9cbee;1 #f0eaf9" focus="100%" type="gradient"/>
                   <v:shadow on="t" color="black" opacity="24903f" origin=",.5" offset="0,.55556mm"/>
                 </v:shape>
-                <v:shape id="Arrow: Right 12" o:spid="_x0000_s1053" type="#_x0000_t13" style="position:absolute;left:20491;top:53966;width:2045;height:1524;rotation:90;visibility:visible;mso-wrap-style:square;v-text-anchor:middle" o:gfxdata="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" adj="13550" fillcolor="#bfb1d0 [1623]" strokecolor="#795d9b [3047]">
+                <v:shape id="Arrow: Right 12" o:spid="_x0000_s1053" type="#_x0000_t13" style="position:absolute;left:20491;top:53966;width:2045;height:1524;rotation:90;visibility:visible;mso-wrap-style:square;v-text-anchor:middle" o:gfxdata="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" adj="13550" fillcolor="#bfb1d0 [1623]" strokecolor="#795d9b [3047]">
                   <v:fill color2="#ece7f1 [503]" rotate="t" angle="180" colors="0 #c9b5e8;22938f #d9cbee;1 #f0eaf9" focus="100%" type="gradient"/>
                   <v:shadow on="t" color="black" opacity="24903f" origin=",.5" offset="0,.55556mm"/>
                 </v:shape>
@@ -3415,17 +3201,38 @@
     </w:p>
     <w:p>
       <w:pPr>
+        <w:pStyle w:val="contentnormal"/>
+      </w:pPr>
+      <w:r>
+        <w:t xml:space="preserve">The project tasks have been carried out collaboratively, with responsibilities shared across all phases of development. The tasks were broadly categorized into </w:t>
+      </w:r>
+      <w:r>
         <w:rPr>
-          <w:rFonts w:ascii="Times New Roman" w:eastAsiaTheme="majorEastAsia" w:hAnsi="Times New Roman" w:cs="Times New Roman"/>
-          <w:b/>
+          <w:rStyle w:val="Strong"/>
+          <w:b w:val="0"/>
           <w:bCs/>
-          <w:color w:val="000000" w:themeColor="text1"/>
-          <w:sz w:val="32"/>
-          <w:szCs w:val="28"/>
         </w:rPr>
-      </w:pPr>
+        <w:t>software aspects</w:t>
+      </w:r>
       <w:r>
-        <w:br w:type="page"/>
+        <w:t xml:space="preserve">, including camera-based board monitoring, move detection, chess AI integration, and game management, </w:t>
+      </w:r>
+      <w:r>
+        <w:t>and</w:t>
+      </w:r>
+      <w:r>
+        <w:t xml:space="preserve"> the </w:t>
+      </w:r>
+      <w:r>
+        <w:rPr>
+          <w:rStyle w:val="Strong"/>
+          <w:b w:val="0"/>
+          <w:bCs/>
+        </w:rPr>
+        <w:t>hardware aspects</w:t>
+      </w:r>
+      <w:r>
+        <w:t>, including robotic arm assembly, coordinate mapping and inverse kinematics on the Raspberry Pi, Arduino-based servo control, and robotic arm operation. Both team members collaborated on requirement analysis, system integration, testing, debugging, and optimization to ensure the successful implementation of the complete system.</w:t>
       </w:r>
     </w:p>
     <w:p>
@@ -3433,7 +3240,6 @@
         <w:pStyle w:val="Heading1"/>
       </w:pPr>
       <w:r>
-        <w:lastRenderedPageBreak/>
         <w:t>Implementation Roadmap</w:t>
       </w:r>
     </w:p>
@@ -3562,6 +3368,7 @@
         <w:pStyle w:val="Heading3"/>
       </w:pPr>
       <w:r>
+        <w:lastRenderedPageBreak/>
         <w:t>Game Management &amp; User Interface</w:t>
       </w:r>
     </w:p>
@@ -3613,12 +3420,102 @@
         <w:t>Semester-wise work plan</w:t>
       </w:r>
     </w:p>
+    <w:p>
+      <w:pPr>
+        <w:pStyle w:val="contentnormal"/>
+        <w:keepNext/>
+      </w:pPr>
+      <w:r>
+        <w:drawing>
+          <wp:inline distT="0" distB="0" distL="0" distR="0" wp14:anchorId="1576CEFA" wp14:editId="5998BBC8">
+            <wp:extent cx="5731510" cy="3202940"/>
+            <wp:effectExtent l="0" t="0" r="0" b="0"/>
+            <wp:docPr id="1366807591" name="Picture 1"/>
+            <wp:cNvGraphicFramePr>
+              <a:graphicFrameLocks xmlns:a="http://schemas.openxmlformats.org/drawingml/2006/main" noChangeAspect="1"/>
+            </wp:cNvGraphicFramePr>
+            <a:graphic xmlns:a="http://schemas.openxmlformats.org/drawingml/2006/main">
+              <a:graphicData uri="http://schemas.openxmlformats.org/drawingml/2006/picture">
+                <pic:pic xmlns:pic="http://schemas.openxmlformats.org/drawingml/2006/picture">
+                  <pic:nvPicPr>
+                    <pic:cNvPr id="1366807591" name=""/>
+                    <pic:cNvPicPr/>
+                  </pic:nvPicPr>
+                  <pic:blipFill>
+                    <a:blip r:embed="rId10"/>
+                    <a:stretch>
+                      <a:fillRect/>
+                    </a:stretch>
+                  </pic:blipFill>
+                  <pic:spPr>
+                    <a:xfrm>
+                      <a:off x="0" y="0"/>
+                      <a:ext cx="5731510" cy="3202940"/>
+                    </a:xfrm>
+                    <a:prstGeom prst="rect">
+                      <a:avLst/>
+                    </a:prstGeom>
+                  </pic:spPr>
+                </pic:pic>
+              </a:graphicData>
+            </a:graphic>
+          </wp:inline>
+        </w:drawing>
+      </w:r>
+    </w:p>
+    <w:p>
+      <w:pPr>
+        <w:pStyle w:val="Caption"/>
+      </w:pPr>
+      <w:r>
+        <w:t xml:space="preserve">Figure </w:t>
+      </w:r>
+      <w:r>
+        <w:fldChar w:fldCharType="begin"/>
+      </w:r>
+      <w:r>
+        <w:instrText xml:space="preserve"> STYLEREF 1 \s </w:instrText>
+      </w:r>
+      <w:r>
+        <w:fldChar w:fldCharType="separate"/>
+      </w:r>
+      <w:r>
+        <w:rPr>
+          <w:noProof/>
+        </w:rPr>
+        <w:t>5</w:t>
+      </w:r>
+      <w:r>
+        <w:fldChar w:fldCharType="end"/>
+      </w:r>
+      <w:r>
+        <w:t>.</w:t>
+      </w:r>
+      <w:r>
+        <w:fldChar w:fldCharType="begin"/>
+      </w:r>
+      <w:r>
+        <w:instrText xml:space="preserve"> SEQ Figure \* ARABIC \s 1 </w:instrText>
+      </w:r>
+      <w:r>
+        <w:fldChar w:fldCharType="separate"/>
+      </w:r>
+      <w:r>
+        <w:rPr>
+          <w:noProof/>
+        </w:rPr>
+        <w:t>1</w:t>
+      </w:r>
+      <w:r>
+        <w:fldChar w:fldCharType="end"/>
+      </w:r>
+      <w:r>
+        <w:t xml:space="preserve"> Gantt Chart</w:t>
+      </w:r>
+    </w:p>
     <w:sectPr>
-      <w:headerReference w:type="even" r:id="rId10"/>
-      <w:footerReference w:type="even" r:id="rId11"/>
-      <w:footerReference w:type="default" r:id="rId12"/>
-      <w:headerReference w:type="first" r:id="rId13"/>
-      <w:footerReference w:type="first" r:id="rId14"/>
+      <w:footerReference w:type="default" r:id="rId11"/>
+      <w:type w:val="continuous"/>
       <w:pgSz w:w="11906" w:h="16838"/>
       <w:pgMar w:top="1440" w:right="1440" w:bottom="1440" w:left="1440" w:header="708" w:footer="708" w:gutter="0"/>
       <w:pgBorders w:offsetFrom="page">
@@ -3627,7 +3524,7 @@
         <w:bottom w:val="single" w:sz="12" w:space="24" w:color="auto"/>
         <w:right w:val="single" w:sz="12" w:space="24" w:color="auto"/>
       </w:pgBorders>
-      <w:pgNumType w:start="1"/>
+      <w:pgNumType w:start="0"/>
       <w:cols w:space="720"/>
       <w:docGrid w:linePitch="360"/>
     </w:sectPr>
@@ -3665,6 +3562,22 @@
   <w:p>
     <w:pPr>
       <w:pStyle w:val="Footer"/>
+      <w:jc w:val="right"/>
+      <w:rPr>
+        <w:rFonts w:ascii="Times New Roman" w:hAnsi="Times New Roman" w:cs="Times New Roman"/>
+        <w:sz w:val="28"/>
+        <w:szCs w:val="28"/>
+      </w:rPr>
+    </w:pPr>
+  </w:p>
+  <w:p>
+    <w:pPr>
+      <w:pStyle w:val="Footer"/>
+      <w:rPr>
+        <w:rFonts w:ascii="Times New Roman" w:hAnsi="Times New Roman" w:cs="Times New Roman"/>
+        <w:sz w:val="28"/>
+        <w:szCs w:val="28"/>
+      </w:rPr>
     </w:pPr>
   </w:p>
 </w:ftr>
@@ -3679,7 +3592,7 @@
         <w:sz w:val="28"/>
         <w:szCs w:val="28"/>
       </w:rPr>
-      <w:id w:val="-104734159"/>
+      <w:id w:val="-1795206325"/>
       <w:docPartObj>
         <w:docPartGallery w:val="Page Numbers (Bottom of Page)"/>
         <w:docPartUnique/>
@@ -3770,16 +3683,6 @@
 </w:ftr>
 </file>
 
-<file path=word/footer3.xml><?xml version="1.0" encoding="utf-8"?>
-<w:ftr xmlns:wpc="http://schemas.microsoft.com/office/word/2010/wordprocessingCanvas" xmlns:cx="http://schemas.microsoft.com/office/drawing/2014/chartex" xmlns:cx1="http://schemas.microsoft.com/office/drawing/2015/9/8/chartex" xmlns:cx2="http://schemas.microsoft.com/office/drawing/2015/10/21/chartex" xmlns:cx3="http://schemas.microsoft.com/office/drawing/2016/5/9/chartex" xmlns:cx4="http://schemas.microsoft.com/office/drawing/2016/5/10/chartex" xmlns:cx5="http://schemas.microsoft.com/office/drawing/2016/5/11/chartex" xmlns:cx6="http://schemas.microsoft.com/office/drawing/2016/5/12/chartex" xmlns:cx7="http://schemas.microsoft.com/office/drawing/2016/5/13/chartex" xmlns:cx8="http://schemas.microsoft.com/office/drawing/2016/5/14/chartex" xmlns:mc="http://schemas.openxmlformats.org/markup-compatibility/2006" xmlns:aink="http://schemas.microsoft.com/office/drawing/2016/ink" xmlns:am3d="http://schemas.microsoft.com/office/drawing/2017/model3d" xmlns:o="urn:schemas-microsoft-com:office:office" xmlns:oel="http://schemas.microsoft.com/office/2019/extlst" xmlns:r="http://schemas.openxmlformats.org/officeDocument/2006/relationships" xmlns:m="http://schemas.openxmlformats.org/officeDocument/2006/math" xmlns:v="urn:schemas-microsoft-com:vml" xmlns:wp14="http://schemas.microsoft.com/office/word/2010/wordprocessingDrawing" xmlns:wp="http://schemas.openxmlformats.org/drawingml/2006/wordprocessingDrawing" xmlns:w10="urn:schemas-microsoft-com:office:word" xmlns:w="http://schemas.openxmlformats.org/wordprocessingml/2006/main" xmlns:w14="http://schemas.microsoft.com/office/word/2010/wordml" xmlns:w15="http://schemas.microsoft.com/office/word/2012/wordml" xmlns:w16cex="http://schemas.microsoft.com/office/word/2018/wordml/cex" xmlns:w16cid="http://schemas.microsoft.com/office/word/2016/wordml/cid" xmlns:w16="http://schemas.microsoft.com/office/word/2018/wordml" xmlns:w16du="http://schemas.microsoft.com/office/word/2023/wordml/word16du" xmlns:w16sdtdh="http://schemas.microsoft.com/office/word/2020/wordml/sdtdatahash" xmlns:w16sdtfl="http://schemas.microsoft.com/office/word/2024/wordml/sdtformatlock" xmlns:w16se="http://schemas.microsoft.com/office/word/2015/wordml/symex" xmlns:wpg="http://schemas.microsoft.com/office/word/2010/wordprocessingGroup" xmlns:wpi="http://schemas.microsoft.com/office/word/2010/wordprocessingInk" xmlns:wne="http://schemas.microsoft.com/office/word/2006/wordml" xmlns:wps="http://schemas.microsoft.com/office/word/2010/wordprocessingShape" mc:Ignorable="w14 w15 w16se w16cid w16 w16cex w16sdtdh w16sdtfl w16du wp14">
-  <w:p>
-    <w:pPr>
-      <w:pStyle w:val="Footer"/>
-    </w:pPr>
-  </w:p>
-</w:ftr>
-</file>
-
 <file path=word/footnotes.xml><?xml version="1.0" encoding="utf-8"?>
 <w:footnotes xmlns:wpc="http://schemas.microsoft.com/office/word/2010/wordprocessingCanvas" xmlns:cx="http://schemas.microsoft.com/office/drawing/2014/chartex" xmlns:cx1="http://schemas.microsoft.com/office/drawing/2015/9/8/chartex" xmlns:cx2="http://schemas.microsoft.com/office/drawing/2015/10/21/chartex" xmlns:cx3="http://schemas.microsoft.com/office/drawing/2016/5/9/chartex" xmlns:cx4="http://schemas.microsoft.com/office/drawing/2016/5/10/chartex" xmlns:cx5="http://schemas.microsoft.com/office/drawing/2016/5/11/chartex" xmlns:cx6="http://schemas.microsoft.com/office/drawing/2016/5/12/chartex" xmlns:cx7="http://schemas.microsoft.com/office/drawing/2016/5/13/chartex" xmlns:cx8="http://schemas.microsoft.com/office/drawing/2016/5/14/chartex" xmlns:mc="http://schemas.openxmlformats.org/markup-compatibility/2006" xmlns:aink="http://schemas.microsoft.com/office/drawing/2016/ink" xmlns:am3d="http://schemas.microsoft.com/office/drawing/2017/model3d" xmlns:o="urn:schemas-microsoft-com:office:office" xmlns:oel="http://schemas.microsoft.com/office/2019/extlst" xmlns:r="http://schemas.openxmlformats.org/officeDocument/2006/relationships" xmlns:m="http://schemas.openxmlformats.org/officeDocument/2006/math" xmlns:v="urn:schemas-microsoft-com:vml" xmlns:wp14="http://schemas.microsoft.com/office/word/2010/wordprocessingDrawing" xmlns:wp="http://schemas.openxmlformats.org/drawingml/2006/wordprocessingDrawing" xmlns:w10="urn:schemas-microsoft-com:office:word" xmlns:w="http://schemas.openxmlformats.org/wordprocessingml/2006/main" xmlns:w14="http://schemas.microsoft.com/office/word/2010/wordml" xmlns:w15="http://schemas.microsoft.com/office/word/2012/wordml" xmlns:w16cex="http://schemas.microsoft.com/office/word/2018/wordml/cex" xmlns:w16cid="http://schemas.microsoft.com/office/word/2016/wordml/cid" xmlns:w16="http://schemas.microsoft.com/office/word/2018/wordml" xmlns:w16du="http://schemas.microsoft.com/office/word/2023/wordml/word16du" xmlns:w16sdtdh="http://schemas.microsoft.com/office/word/2020/wordml/sdtdatahash" xmlns:w16sdtfl="http://schemas.microsoft.com/office/word/2024/wordml/sdtformatlock" xmlns:w16se="http://schemas.microsoft.com/office/word/2015/wordml/symex" xmlns:wpg="http://schemas.microsoft.com/office/word/2010/wordprocessingGroup" xmlns:wpi="http://schemas.microsoft.com/office/word/2010/wordprocessingInk" xmlns:wne="http://schemas.microsoft.com/office/word/2006/wordml" xmlns:wps="http://schemas.microsoft.com/office/word/2010/wordprocessingShape" mc:Ignorable="w14 w15 w16se w16cid w16 w16cex w16sdtdh w16sdtfl w16du wp14">
   <w:footnote w:type="separator" w:id="-1">
@@ -3803,26 +3706,6 @@
     </w:p>
   </w:footnote>
 </w:footnotes>
-</file>
-
-<file path=word/header1.xml><?xml version="1.0" encoding="utf-8"?>
-<w:hdr xmlns:wpc="http://schemas.microsoft.com/office/word/2010/wordprocessingCanvas" xmlns:cx="http://schemas.microsoft.com/office/drawing/2014/chartex" xmlns:cx1="http://schemas.microsoft.com/office/drawing/2015/9/8/chartex" xmlns:cx2="http://schemas.microsoft.com/office/drawing/2015/10/21/chartex" xmlns:cx3="http://schemas.microsoft.com/office/drawing/2016/5/9/chartex" xmlns:cx4="http://schemas.microsoft.com/office/drawing/2016/5/10/chartex" xmlns:cx5="http://schemas.microsoft.com/office/drawing/2016/5/11/chartex" xmlns:cx6="http://schemas.microsoft.com/office/drawing/2016/5/12/chartex" xmlns:cx7="http://schemas.microsoft.com/office/drawing/2016/5/13/chartex" xmlns:cx8="http://schemas.microsoft.com/office/drawing/2016/5/14/chartex" xmlns:mc="http://schemas.openxmlformats.org/markup-compatibility/2006" xmlns:aink="http://schemas.microsoft.com/office/drawing/2016/ink" xmlns:am3d="http://schemas.microsoft.com/office/drawing/2017/model3d" xmlns:o="urn:schemas-microsoft-com:office:office" xmlns:oel="http://schemas.microsoft.com/office/2019/extlst" xmlns:r="http://schemas.openxmlformats.org/officeDocument/2006/relationships" xmlns:m="http://schemas.openxmlformats.org/officeDocument/2006/math" xmlns:v="urn:schemas-microsoft-com:vml" xmlns:wp14="http://schemas.microsoft.com/office/word/2010/wordprocessingDrawing" xmlns:wp="http://schemas.openxmlformats.org/drawingml/2006/wordprocessingDrawing" xmlns:w10="urn:schemas-microsoft-com:office:word" xmlns:w="http://schemas.openxmlformats.org/wordprocessingml/2006/main" xmlns:w14="http://schemas.microsoft.com/office/word/2010/wordml" xmlns:w15="http://schemas.microsoft.com/office/word/2012/wordml" xmlns:w16cex="http://schemas.microsoft.com/office/word/2018/wordml/cex" xmlns:w16cid="http://schemas.microsoft.com/office/word/2016/wordml/cid" xmlns:w16="http://schemas.microsoft.com/office/word/2018/wordml" xmlns:w16du="http://schemas.microsoft.com/office/word/2023/wordml/word16du" xmlns:w16sdtdh="http://schemas.microsoft.com/office/word/2020/wordml/sdtdatahash" xmlns:w16sdtfl="http://schemas.microsoft.com/office/word/2024/wordml/sdtformatlock" xmlns:w16se="http://schemas.microsoft.com/office/word/2015/wordml/symex" xmlns:wpg="http://schemas.microsoft.com/office/word/2010/wordprocessingGroup" xmlns:wpi="http://schemas.microsoft.com/office/word/2010/wordprocessingInk" xmlns:wne="http://schemas.microsoft.com/office/word/2006/wordml" xmlns:wps="http://schemas.microsoft.com/office/word/2010/wordprocessingShape" mc:Ignorable="w14 w15 w16se w16cid w16 w16cex w16sdtdh w16sdtfl w16du wp14">
-  <w:p>
-    <w:pPr>
-      <w:pStyle w:val="Header"/>
-    </w:pPr>
-  </w:p>
-</w:hdr>
-</file>
-
-<file path=word/header2.xml><?xml version="1.0" encoding="utf-8"?>
-<w:hdr xmlns:wpc="http://schemas.microsoft.com/office/word/2010/wordprocessingCanvas" xmlns:cx="http://schemas.microsoft.com/office/drawing/2014/chartex" xmlns:cx1="http://schemas.microsoft.com/office/drawing/2015/9/8/chartex" xmlns:cx2="http://schemas.microsoft.com/office/drawing/2015/10/21/chartex" xmlns:cx3="http://schemas.microsoft.com/office/drawing/2016/5/9/chartex" xmlns:cx4="http://schemas.microsoft.com/office/drawing/2016/5/10/chartex" xmlns:cx5="http://schemas.microsoft.com/office/drawing/2016/5/11/chartex" xmlns:cx6="http://schemas.microsoft.com/office/drawing/2016/5/12/chartex" xmlns:cx7="http://schemas.microsoft.com/office/drawing/2016/5/13/chartex" xmlns:cx8="http://schemas.microsoft.com/office/drawing/2016/5/14/chartex" xmlns:mc="http://schemas.openxmlformats.org/markup-compatibility/2006" xmlns:aink="http://schemas.microsoft.com/office/drawing/2016/ink" xmlns:am3d="http://schemas.microsoft.com/office/drawing/2017/model3d" xmlns:o="urn:schemas-microsoft-com:office:office" xmlns:oel="http://schemas.microsoft.com/office/2019/extlst" xmlns:r="http://schemas.openxmlformats.org/officeDocument/2006/relationships" xmlns:m="http://schemas.openxmlformats.org/officeDocument/2006/math" xmlns:v="urn:schemas-microsoft-com:vml" xmlns:wp14="http://schemas.microsoft.com/office/word/2010/wordprocessingDrawing" xmlns:wp="http://schemas.openxmlformats.org/drawingml/2006/wordprocessingDrawing" xmlns:w10="urn:schemas-microsoft-com:office:word" xmlns:w="http://schemas.openxmlformats.org/wordprocessingml/2006/main" xmlns:w14="http://schemas.microsoft.com/office/word/2010/wordml" xmlns:w15="http://schemas.microsoft.com/office/word/2012/wordml" xmlns:w16cex="http://schemas.microsoft.com/office/word/2018/wordml/cex" xmlns:w16cid="http://schemas.microsoft.com/office/word/2016/wordml/cid" xmlns:w16="http://schemas.microsoft.com/office/word/2018/wordml" xmlns:w16du="http://schemas.microsoft.com/office/word/2023/wordml/word16du" xmlns:w16sdtdh="http://schemas.microsoft.com/office/word/2020/wordml/sdtdatahash" xmlns:w16sdtfl="http://schemas.microsoft.com/office/word/2024/wordml/sdtformatlock" xmlns:w16se="http://schemas.microsoft.com/office/word/2015/wordml/symex" xmlns:wpg="http://schemas.microsoft.com/office/word/2010/wordprocessingGroup" xmlns:wpi="http://schemas.microsoft.com/office/word/2010/wordprocessingInk" xmlns:wne="http://schemas.microsoft.com/office/word/2006/wordml" xmlns:wps="http://schemas.microsoft.com/office/word/2010/wordprocessingShape" mc:Ignorable="w14 w15 w16se w16cid w16 w16cex w16sdtdh w16sdtfl w16du wp14">
-  <w:p>
-    <w:pPr>
-      <w:pStyle w:val="Header"/>
-    </w:pPr>
-  </w:p>
-</w:hdr>
 </file>
 
 <file path=word/numbering.xml><?xml version="1.0" encoding="utf-8"?>
@@ -11018,7 +10901,7 @@
     <w:uiPriority w:val="35"/>
     <w:unhideWhenUsed/>
     <w:qFormat/>
-    <w:rsid w:val="006F0275"/>
+    <w:rsid w:val="00D02F6E"/>
     <w:pPr>
       <w:spacing w:before="120" w:after="0" w:line="360" w:lineRule="auto"/>
       <w:jc w:val="center"/>
@@ -11306,6 +11189,14 @@
       <w:sz w:val="20"/>
       <w:szCs w:val="20"/>
     </w:rPr>
+  </w:style>
+  <w:style w:type="character" w:styleId="PageNumber">
+    <w:name w:val="page number"/>
+    <w:basedOn w:val="DefaultParagraphFont"/>
+    <w:uiPriority w:val="99"/>
+    <w:semiHidden/>
+    <w:unhideWhenUsed/>
+    <w:rsid w:val="00C60FC8"/>
   </w:style>
 </w:styles>
 </file>

--- a/Presentation_Reports/Group_09_Progress_report_1.docx
+++ b/Presentation_Reports/Group_09_Progress_report_1.docx
@@ -331,7 +331,7 @@
           </mc:Choice>
           <mc:Fallback>
             <w:pict>
-              <v:line w14:anchorId="35AB13DC" id="Straight Connector 2" o:spid="_x0000_s1026" style="position:absolute;flip:y;z-index:251699200;visibility:visible;mso-wrap-style:square;mso-width-percent:0;mso-height-percent:0;mso-wrap-distance-left:9pt;mso-wrap-distance-top:0;mso-wrap-distance-right:9pt;mso-wrap-distance-bottom:0;mso-position-horizontal:absolute;mso-position-horizontal-relative:text;mso-position-vertical:absolute;mso-position-vertical-relative:text;mso-width-percent:0;mso-height-percent:0;mso-width-relative:margin;mso-height-relative:margin" from="0,4pt" to="450pt,4pt" o:gfxdata="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" strokecolor="black [3213]" strokeweight="1.5pt"/>
+              <v:line w14:anchorId="2754B3B8" id="Straight Connector 2" o:spid="_x0000_s1026" style="position:absolute;flip:y;z-index:251699200;visibility:visible;mso-wrap-style:square;mso-width-percent:0;mso-height-percent:0;mso-wrap-distance-left:9pt;mso-wrap-distance-top:0;mso-wrap-distance-right:9pt;mso-wrap-distance-bottom:0;mso-position-horizontal:absolute;mso-position-horizontal-relative:text;mso-position-vertical:absolute;mso-position-vertical-relative:text;mso-width-percent:0;mso-height-percent:0;mso-width-relative:margin;mso-height-relative:margin" from="0,4pt" to="450pt,4pt" o:gfxdata="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" strokecolor="black [3213]" strokeweight="1.5pt"/>
             </w:pict>
           </mc:Fallback>
         </mc:AlternateContent>
@@ -575,7 +575,6 @@
               </w:rPr>
               <w:t xml:space="preserve">Dr. Keyur </w:t>
             </w:r>
-            <w:proofErr w:type="spellStart"/>
             <w:r>
               <w:rPr>
                 <w:rFonts w:ascii="Times New Roman" w:hAnsi="Times New Roman" w:cs="Times New Roman"/>
@@ -583,9 +582,17 @@
                 <w:szCs w:val="44"/>
                 <w:lang w:val="en-IN"/>
               </w:rPr>
-              <w:t>Brahmabhatt</w:t>
+              <w:t xml:space="preserve">N. </w:t>
             </w:r>
-            <w:proofErr w:type="spellEnd"/>
+            <w:r>
+              <w:rPr>
+                <w:rFonts w:ascii="Times New Roman" w:hAnsi="Times New Roman" w:cs="Times New Roman"/>
+                <w:sz w:val="28"/>
+                <w:szCs w:val="44"/>
+                <w:lang w:val="en-IN"/>
+              </w:rPr>
+              <w:t>Brahmbhatt</w:t>
+            </w:r>
           </w:p>
         </w:tc>
       </w:tr>
@@ -644,16 +651,7 @@
                 <w:szCs w:val="44"/>
                 <w:lang w:val="en-IN"/>
               </w:rPr>
-              <w:t>Progress Report</w:t>
-            </w:r>
-            <w:r>
-              <w:rPr>
-                <w:rFonts w:ascii="Times New Roman" w:hAnsi="Times New Roman" w:cs="Times New Roman"/>
-                <w:sz w:val="28"/>
-                <w:szCs w:val="44"/>
-                <w:lang w:val="en-IN"/>
-              </w:rPr>
-              <w:t xml:space="preserve"> - 1</w:t>
+              <w:t>Progress Report - 1</w:t>
             </w:r>
           </w:p>
         </w:tc>
@@ -1159,45 +1157,25 @@
                             <w:r>
                               <w:t xml:space="preserve">Figure </w:t>
                             </w:r>
-                            <w:r>
-                              <w:fldChar w:fldCharType="begin"/>
-                            </w:r>
-                            <w:r>
-                              <w:instrText xml:space="preserve"> STYLEREF 1 \s </w:instrText>
-                            </w:r>
-                            <w:r>
-                              <w:fldChar w:fldCharType="separate"/>
-                            </w:r>
-                            <w:r>
-                              <w:rPr>
-                                <w:noProof/>
-                              </w:rPr>
-                              <w:t>1</w:t>
-                            </w:r>
-                            <w:r>
-                              <w:fldChar w:fldCharType="end"/>
-                            </w:r>
+                            <w:fldSimple w:instr=" STYLEREF 1 \s ">
+                              <w:r>
+                                <w:rPr>
+                                  <w:noProof/>
+                                </w:rPr>
+                                <w:t>1</w:t>
+                              </w:r>
+                            </w:fldSimple>
                             <w:r>
                               <w:t>.</w:t>
                             </w:r>
-                            <w:r>
-                              <w:fldChar w:fldCharType="begin"/>
-                            </w:r>
-                            <w:r>
-                              <w:instrText xml:space="preserve"> SEQ Figure \* ARABIC \s 1 </w:instrText>
-                            </w:r>
-                            <w:r>
-                              <w:fldChar w:fldCharType="separate"/>
-                            </w:r>
-                            <w:r>
-                              <w:rPr>
-                                <w:noProof/>
-                              </w:rPr>
-                              <w:t>1</w:t>
-                            </w:r>
-                            <w:r>
-                              <w:fldChar w:fldCharType="end"/>
-                            </w:r>
+                            <w:fldSimple w:instr=" SEQ Figure \* ARABIC \s 1 ">
+                              <w:r>
+                                <w:rPr>
+                                  <w:noProof/>
+                                </w:rPr>
+                                <w:t>1</w:t>
+                              </w:r>
+                            </w:fldSimple>
                             <w:r>
                               <w:t xml:space="preserve"> System Architecture Diagram</w:t>
                             </w:r>
@@ -1240,45 +1218,25 @@
                       <w:r>
                         <w:t xml:space="preserve">Figure </w:t>
                       </w:r>
-                      <w:r>
-                        <w:fldChar w:fldCharType="begin"/>
-                      </w:r>
-                      <w:r>
-                        <w:instrText xml:space="preserve"> STYLEREF 1 \s </w:instrText>
-                      </w:r>
-                      <w:r>
-                        <w:fldChar w:fldCharType="separate"/>
-                      </w:r>
-                      <w:r>
-                        <w:rPr>
-                          <w:noProof/>
-                        </w:rPr>
-                        <w:t>1</w:t>
-                      </w:r>
-                      <w:r>
-                        <w:fldChar w:fldCharType="end"/>
-                      </w:r>
+                      <w:fldSimple w:instr=" STYLEREF 1 \s ">
+                        <w:r>
+                          <w:rPr>
+                            <w:noProof/>
+                          </w:rPr>
+                          <w:t>1</w:t>
+                        </w:r>
+                      </w:fldSimple>
                       <w:r>
                         <w:t>.</w:t>
                       </w:r>
-                      <w:r>
-                        <w:fldChar w:fldCharType="begin"/>
-                      </w:r>
-                      <w:r>
-                        <w:instrText xml:space="preserve"> SEQ Figure \* ARABIC \s 1 </w:instrText>
-                      </w:r>
-                      <w:r>
-                        <w:fldChar w:fldCharType="separate"/>
-                      </w:r>
-                      <w:r>
-                        <w:rPr>
-                          <w:noProof/>
-                        </w:rPr>
-                        <w:t>1</w:t>
-                      </w:r>
-                      <w:r>
-                        <w:fldChar w:fldCharType="end"/>
-                      </w:r>
+                      <w:fldSimple w:instr=" SEQ Figure \* ARABIC \s 1 ">
+                        <w:r>
+                          <w:rPr>
+                            <w:noProof/>
+                          </w:rPr>
+                          <w:t>1</w:t>
+                        </w:r>
+                      </w:fldSimple>
                       <w:r>
                         <w:t xml:space="preserve"> System Architecture Diagram</w:t>
                       </w:r>
@@ -3215,13 +3173,7 @@
         <w:t>software aspects</w:t>
       </w:r>
       <w:r>
-        <w:t xml:space="preserve">, including camera-based board monitoring, move detection, chess AI integration, and game management, </w:t>
-      </w:r>
-      <w:r>
-        <w:t>and</w:t>
-      </w:r>
-      <w:r>
-        <w:t xml:space="preserve"> the </w:t>
+        <w:t xml:space="preserve">, including camera-based board monitoring, move detection, chess AI integration, and game management, and the </w:t>
       </w:r>
       <w:r>
         <w:rPr>
@@ -3417,7 +3369,10 @@
         <w:pStyle w:val="Heading1"/>
       </w:pPr>
       <w:r>
-        <w:t>Semester-wise work plan</w:t>
+        <w:t>Work</w:t>
+      </w:r>
+      <w:r>
+        <w:t xml:space="preserve"> plan</w:t>
       </w:r>
     </w:p>
     <w:p>
@@ -3426,6 +3381,9 @@
         <w:keepNext/>
       </w:pPr>
       <w:r>
+        <w:rPr>
+          <w:noProof/>
+        </w:rPr>
         <w:drawing>
           <wp:inline distT="0" distB="0" distL="0" distR="0" wp14:anchorId="1576CEFA" wp14:editId="5998BBC8">
             <wp:extent cx="5731510" cy="3202940"/>
@@ -3470,45 +3428,25 @@
       <w:r>
         <w:t xml:space="preserve">Figure </w:t>
       </w:r>
-      <w:r>
-        <w:fldChar w:fldCharType="begin"/>
-      </w:r>
-      <w:r>
-        <w:instrText xml:space="preserve"> STYLEREF 1 \s </w:instrText>
-      </w:r>
-      <w:r>
-        <w:fldChar w:fldCharType="separate"/>
-      </w:r>
-      <w:r>
-        <w:rPr>
-          <w:noProof/>
-        </w:rPr>
-        <w:t>5</w:t>
-      </w:r>
-      <w:r>
-        <w:fldChar w:fldCharType="end"/>
-      </w:r>
+      <w:fldSimple w:instr=" STYLEREF 1 \s ">
+        <w:r>
+          <w:rPr>
+            <w:noProof/>
+          </w:rPr>
+          <w:t>5</w:t>
+        </w:r>
+      </w:fldSimple>
       <w:r>
         <w:t>.</w:t>
       </w:r>
-      <w:r>
-        <w:fldChar w:fldCharType="begin"/>
-      </w:r>
-      <w:r>
-        <w:instrText xml:space="preserve"> SEQ Figure \* ARABIC \s 1 </w:instrText>
-      </w:r>
-      <w:r>
-        <w:fldChar w:fldCharType="separate"/>
-      </w:r>
-      <w:r>
-        <w:rPr>
-          <w:noProof/>
-        </w:rPr>
-        <w:t>1</w:t>
-      </w:r>
-      <w:r>
-        <w:fldChar w:fldCharType="end"/>
-      </w:r>
+      <w:fldSimple w:instr=" SEQ Figure \* ARABIC \s 1 ">
+        <w:r>
+          <w:rPr>
+            <w:noProof/>
+          </w:rPr>
+          <w:t>1</w:t>
+        </w:r>
+      </w:fldSimple>
       <w:r>
         <w:t xml:space="preserve"> Gantt Chart</w:t>
       </w:r>
